--- a/docs/ASSIGNMENT_REPORT.docx
+++ b/docs/ASSIGNMENT_REPORT.docx
@@ -136,7 +136,7 @@
         </w:rPr>
         <w:t xml:space="preserve"> </w:t>
       </w:r>
-      <w:hyperlink w:history="1" r:id="rIdhg-o_inmowmn5rothnou8">
+      <w:hyperlink w:history="1" r:id="rIdfr_4rvusdjdk0l7e4oi6s">
         <w:r>
           <w:rPr>
             <w:rFonts w:ascii="Times New Roman" w:cs="Times New Roman" w:eastAsia="Times New Roman" w:hAnsi="Times New Roman"/>
@@ -1133,7 +1133,7 @@
       <w:r>
         <w:drawing>
           <wp:inline distT="0" distB="0" distL="0" distR="0">
-            <wp:extent cx="5334000" cy="3790950"/>
+            <wp:extent cx="5334000" cy="4286250"/>
             <wp:effectExtent t="0" r="0" b="0" l="0"/>
             <wp:docPr id="1" name="" descr="" title=""/>
             <wp:cNvGraphicFramePr>
@@ -1158,7 +1158,7 @@
                   <pic:spPr bwMode="auto">
                     <a:xfrm>
                       <a:off x="0" y="0"/>
-                      <a:ext cx="5334000" cy="3790950"/>
+                      <a:ext cx="5334000" cy="4286250"/>
                     </a:xfrm>
                     <a:prstGeom prst="rect">
                       <a:avLst/>
@@ -1542,7 +1542,7 @@
       <w:r>
         <w:drawing>
           <wp:inline distT="0" distB="0" distL="0" distR="0">
-            <wp:extent cx="5334000" cy="3876675"/>
+            <wp:extent cx="5334000" cy="3657600"/>
             <wp:effectExtent t="0" r="0" b="0" l="0"/>
             <wp:docPr id="1" name="" descr="" title=""/>
             <wp:cNvGraphicFramePr>
@@ -1567,7 +1567,7 @@
                   <pic:spPr bwMode="auto">
                     <a:xfrm>
                       <a:off x="0" y="0"/>
-                      <a:ext cx="5334000" cy="3876675"/>
+                      <a:ext cx="5334000" cy="3657600"/>
                     </a:xfrm>
                     <a:prstGeom prst="rect">
                       <a:avLst/>
@@ -7396,15 +7396,7 @@
     </w:p>
     <w:p>
       <w:pPr>
-        <w:pBdr>
-          <w:bottom w:val="single" w:color="999999" w:sz="6"/>
-        </w:pBdr>
-        <w:spacing w:after="120" w:before="120"/>
-      </w:pPr>
-    </w:p>
-    <w:p>
-      <w:pPr>
-        <w:pStyle w:val="Heading2"/>
+        <w:pStyle w:val="Heading4"/>
         <w:spacing w:after="120" w:before="240" w:line="360" w:lineRule="auto"/>
       </w:pPr>
       <w:r>
@@ -7415,7 +7407,7 @@
           <w:sz w:val="28"/>
           <w:szCs w:val="28"/>
         </w:rPr>
-        <w:t xml:space="preserve">4. Task C — Testing (20 marks)</w:t>
+        <w:t xml:space="preserve">3.7.1 Admin: editing staff details</w:t>
       </w:r>
     </w:p>
     <w:p>
@@ -7429,96 +7421,26 @@
           <w:sz w:val="24"/>
           <w:szCs w:val="24"/>
         </w:rPr>
-        <w:t xml:space="preserve">The full rationale, TDD narrative, and test-data derivation live in
+        <w:t xml:space="preserve">Beyond creating and deactivating staff accounts, an Administrator can edit an
 </w:t>
       </w:r>
-      <w:r>
-        <w:rPr>
-          <w:rFonts w:ascii="Consolas" w:cs="Consolas" w:eastAsia="Consolas" w:hAnsi="Consolas"/>
-          <w:sz w:val="22"/>
-          <w:szCs w:val="22"/>
-          <w:shd w:fill="F2F2F2" w:color="F2F2F2" w:val="solid"/>
-        </w:rPr>
-        <w:t xml:space="preserve">testing/TEST_PLAN.md</w:t>
-      </w:r>
-      <w:r>
-        <w:rPr>
-          <w:rFonts w:ascii="Times New Roman" w:cs="Times New Roman" w:eastAsia="Times New Roman" w:hAnsi="Times New Roman"/>
-          <w:sz w:val="24"/>
-          <w:szCs w:val="24"/>
-        </w:rPr>
-        <w:t xml:space="preserve">; the complete, traceable test case matrix (32 rows
-spanning positive, negative, boundary, validation, API, database, and
-integration tests, each mapped to the exact automated test method or manual
-Postman request that proves it) is in </w:t>
-      </w:r>
-      <w:r>
-        <w:rPr>
-          <w:rFonts w:ascii="Consolas" w:cs="Consolas" w:eastAsia="Consolas" w:hAnsi="Consolas"/>
-          <w:sz w:val="22"/>
-          <w:szCs w:val="22"/>
-          <w:shd w:fill="F2F2F2" w:color="F2F2F2" w:val="solid"/>
-        </w:rPr>
-        <w:t xml:space="preserve">testing/TEST_CASES.md</w:t>
-      </w:r>
-      <w:r>
-        <w:rPr>
-          <w:rFonts w:ascii="Times New Roman" w:cs="Times New Roman" w:eastAsia="Times New Roman" w:hAnsi="Times New Roman"/>
-          <w:sz w:val="24"/>
-          <w:szCs w:val="24"/>
-        </w:rPr>
-        <w:t xml:space="preserve">. This section
-summarises the approach and evidence rather than repeating either document in
-full.</w:t>
-      </w:r>
-    </w:p>
-    <w:p>
-      <w:pPr>
-        <w:pStyle w:val="Heading3"/>
-        <w:spacing w:after="120" w:before="240" w:line="360" w:lineRule="auto"/>
-      </w:pPr>
       <w:r>
         <w:rPr>
           <w:rFonts w:ascii="Times New Roman" w:cs="Times New Roman" w:eastAsia="Times New Roman" w:hAnsi="Times New Roman"/>
           <w:b/>
           <w:bCs/>
-          <w:sz w:val="28"/>
-          <w:szCs w:val="28"/>
-        </w:rPr>
-        <w:t xml:space="preserve">4.1 Test-driven development</w:t>
-      </w:r>
-    </w:p>
-    <w:p>
-      <w:pPr>
-        <w:spacing w:after="160" w:line="360" w:lineRule="auto"/>
-        <w:jc w:val="both"/>
-      </w:pPr>
-      <w:r>
-        <w:rPr>
-          <w:rFonts w:ascii="Times New Roman" w:cs="Times New Roman" w:eastAsia="Times New Roman" w:hAnsi="Times New Roman"/>
-          <w:sz w:val="24"/>
-          <w:szCs w:val="24"/>
-        </w:rPr>
-        <w:t xml:space="preserve">TDD was applied specifically to the pricing/billing logic
-(</w:t>
-      </w:r>
-      <w:r>
-        <w:rPr>
-          <w:rFonts w:ascii="Consolas" w:cs="Consolas" w:eastAsia="Consolas" w:hAnsi="Consolas"/>
-          <w:sz w:val="22"/>
-          <w:szCs w:val="22"/>
-          <w:shd w:fill="F2F2F2" w:color="F2F2F2" w:val="solid"/>
-        </w:rPr>
-        <w:t xml:space="preserve">pattern.strategy</w:t>
-      </w:r>
-      <w:r>
-        <w:rPr>
-          <w:rFonts w:ascii="Times New Roman" w:cs="Times New Roman" w:eastAsia="Times New Roman" w:hAnsi="Times New Roman"/>
-          <w:sz w:val="24"/>
-          <w:szCs w:val="24"/>
-        </w:rPr>
-        <w:t xml:space="preserve">), chosen because pricing rules are expressible as concrete
-input→output examples </w:t>
+          <w:sz w:val="24"/>
+          <w:szCs w:val="24"/>
+        </w:rPr>
+        <w:t xml:space="preserve">existing</w:t>
+      </w:r>
+      <w:r>
+        <w:rPr>
+          <w:rFonts w:ascii="Times New Roman" w:cs="Times New Roman" w:eastAsia="Times New Roman" w:hAnsi="Times New Roman"/>
+          <w:sz w:val="24"/>
+          <w:szCs w:val="24"/>
+        </w:rPr>
+        <w:t xml:space="preserve"> account's full name and email directly from </w:t>
       </w:r>
       <w:r>
         <w:rPr>
@@ -7528,17 +7450,15 @@
           <w:sz w:val="24"/>
           <w:szCs w:val="24"/>
         </w:rPr>
-        <w:t xml:space="preserve">before</w:t>
-      </w:r>
-      <w:r>
-        <w:rPr>
-          <w:rFonts w:ascii="Times New Roman" w:cs="Times New Roman" w:eastAsia="Times New Roman" w:hAnsi="Times New Roman"/>
-          <w:sz w:val="24"/>
-          <w:szCs w:val="24"/>
-        </w:rPr>
-        <w:t xml:space="preserve"> any implementation exists, and because that
-logic is fully isolable from infrastructure (no database, no HTTP). The actual
-red→green→refactor cycle followed is documented in full in
+        <w:t xml:space="preserve">Staff Accounts</w:t>
+      </w:r>
+      <w:r>
+        <w:rPr>
+          <w:rFonts w:ascii="Times New Roman" w:cs="Times New Roman" w:eastAsia="Times New Roman" w:hAnsi="Times New Roman"/>
+          <w:sz w:val="24"/>
+          <w:szCs w:val="24"/>
+        </w:rPr>
+        <w:t xml:space="preserve"> -
 </w:t>
       </w:r>
       <w:r>
@@ -7548,160 +7468,7 @@
           <w:szCs w:val="22"/>
           <w:shd w:fill="F2F2F2" w:color="F2F2F2" w:val="solid"/>
         </w:rPr>
-        <w:t xml:space="preserve">testing/TEST_PLAN.md</w:t>
-      </w:r>
-      <w:r>
-        <w:rPr>
-          <w:rFonts w:ascii="Times New Roman" w:cs="Times New Roman" w:eastAsia="Times New Roman" w:hAnsi="Times New Roman"/>
-          <w:sz w:val="24"/>
-          <w:szCs w:val="24"/>
-        </w:rPr>
-        <w:t xml:space="preserve"> §3 and directly in the Javadoc of
-</w:t>
-      </w:r>
-      <w:r>
-        <w:rPr>
-          <w:rFonts w:ascii="Consolas" w:cs="Consolas" w:eastAsia="Consolas" w:hAnsi="Consolas"/>
-          <w:sz w:val="22"/>
-          <w:szCs w:val="22"/>
-          <w:shd w:fill="F2F2F2" w:color="F2F2F2" w:val="solid"/>
-        </w:rPr>
-        <w:t xml:space="preserve">PricingContextTest.java</w:t>
-      </w:r>
-      <w:r>
-        <w:rPr>
-          <w:rFonts w:ascii="Times New Roman" w:cs="Times New Roman" w:eastAsia="Times New Roman" w:hAnsi="Times New Roman"/>
-          <w:sz w:val="24"/>
-          <w:szCs w:val="24"/>
-        </w:rPr>
-        <w:t xml:space="preserve">: the test class was written against classes that did
-not yet exist (red), the three strategy classes and </w:t>
-      </w:r>
-      <w:r>
-        <w:rPr>
-          <w:rFonts w:ascii="Consolas" w:cs="Consolas" w:eastAsia="Consolas" w:hAnsi="Consolas"/>
-          <w:sz w:val="22"/>
-          <w:szCs w:val="22"/>
-          <w:shd w:fill="F2F2F2" w:color="F2F2F2" w:val="solid"/>
-        </w:rPr>
-        <w:t xml:space="preserve">PricingContext</w:t>
-      </w:r>
-      <w:r>
-        <w:rPr>
-          <w:rFonts w:ascii="Times New Roman" w:cs="Times New Roman" w:eastAsia="Times New Roman" w:hAnsi="Times New Roman"/>
-          <w:sz w:val="24"/>
-          <w:szCs w:val="24"/>
-        </w:rPr>
-        <w:t xml:space="preserve"> were
-implemented incrementally until every assertion passed (green), and the
-duplicated tax/rounding logic was then extracted into
-</w:t>
-      </w:r>
-      <w:r>
-        <w:rPr>
-          <w:rFonts w:ascii="Consolas" w:cs="Consolas" w:eastAsia="Consolas" w:hAnsi="Consolas"/>
-          <w:sz w:val="22"/>
-          <w:szCs w:val="22"/>
-          <w:shd w:fill="F2F2F2" w:color="F2F2F2" w:val="solid"/>
-        </w:rPr>
-        <w:t xml:space="preserve">AbstractPricingStrategy</w:t>
-      </w:r>
-      <w:r>
-        <w:rPr>
-          <w:rFonts w:ascii="Times New Roman" w:cs="Times New Roman" w:eastAsia="Times New Roman" w:hAnsi="Times New Roman"/>
-          <w:sz w:val="24"/>
-          <w:szCs w:val="24"/>
-        </w:rPr>
-        <w:t xml:space="preserve"> with the same, unchanged test suite still passing
-afterwards (refactor) — the concrete demonstration that the tests genuinely
-enabled a safe refactor rather than being written after the fact to match
-existing code.</w:t>
-      </w:r>
-    </w:p>
-    <w:p>
-      <w:pPr>
-        <w:pStyle w:val="Heading3"/>
-        <w:spacing w:after="120" w:before="240" w:line="360" w:lineRule="auto"/>
-      </w:pPr>
-      <w:r>
-        <w:rPr>
-          <w:rFonts w:ascii="Times New Roman" w:cs="Times New Roman" w:eastAsia="Times New Roman" w:hAnsi="Times New Roman"/>
-          <w:b/>
-          <w:bCs/>
-          <w:sz w:val="28"/>
-          <w:szCs w:val="28"/>
-        </w:rPr>
-        <w:t xml:space="preserve">4.2 Test automation and evidence</w:t>
-      </w:r>
-    </w:p>
-    <w:p>
-      <w:pPr>
-        <w:spacing w:after="160" w:line="360" w:lineRule="auto"/>
-        <w:jc w:val="both"/>
-      </w:pPr>
-      <w:r>
-        <w:rPr>
-          <w:rFonts w:ascii="Times New Roman" w:cs="Times New Roman" w:eastAsia="Times New Roman" w:hAnsi="Times New Roman"/>
-          <w:sz w:val="24"/>
-          <w:szCs w:val="24"/>
-        </w:rPr>
-        <w:t xml:space="preserve">23 automated JUnit 5 tests run with a single command (</w:t>
-      </w:r>
-      <w:r>
-        <w:rPr>
-          <w:rFonts w:ascii="Consolas" w:cs="Consolas" w:eastAsia="Consolas" w:hAnsi="Consolas"/>
-          <w:sz w:val="22"/>
-          <w:szCs w:val="22"/>
-          <w:shd w:fill="F2F2F2" w:color="F2F2F2" w:val="solid"/>
-        </w:rPr>
-        <w:t xml:space="preserve">./mvnw test</w:t>
-      </w:r>
-      <w:r>
-        <w:rPr>
-          <w:rFonts w:ascii="Times New Roman" w:cs="Times New Roman" w:eastAsia="Times New Roman" w:hAnsi="Times New Roman"/>
-          <w:sz w:val="24"/>
-          <w:szCs w:val="24"/>
-        </w:rPr>
-        <w:t xml:space="preserve">, see
-</w:t>
-      </w:r>
-      <w:r>
-        <w:rPr>
-          <w:rFonts w:ascii="Consolas" w:cs="Consolas" w:eastAsia="Consolas" w:hAnsi="Consolas"/>
-          <w:sz w:val="22"/>
-          <w:szCs w:val="22"/>
-          <w:shd w:fill="F2F2F2" w:color="F2F2F2" w:val="solid"/>
-        </w:rPr>
-        <w:t xml:space="preserve">docs/SETUP.md</w:t>
-      </w:r>
-      <w:r>
-        <w:rPr>
-          <w:rFonts w:ascii="Times New Roman" w:cs="Times New Roman" w:eastAsia="Times New Roman" w:hAnsi="Times New Roman"/>
-          <w:sz w:val="24"/>
-          <w:szCs w:val="24"/>
-        </w:rPr>
-        <w:t xml:space="preserve"> §8), spanning:</w:t>
-      </w:r>
-    </w:p>
-    <w:p>
-      <w:pPr>
-        <w:pStyle w:val="ListParagraph"/>
-        <w:numPr>
-          <w:ilvl w:val="0"/>
-          <w:numId w:val="1"/>
-        </w:numPr>
-        <w:spacing w:after="80" w:line="360" w:lineRule="auto"/>
-        <w:ind w:left="420" w:hanging="260"/>
-      </w:pPr>
-      <w:r>
-        <w:rPr>
-          <w:rFonts w:ascii="Times New Roman" w:cs="Times New Roman" w:eastAsia="Times New Roman" w:hAnsi="Times New Roman"/>
-          <w:b/>
-          <w:bCs/>
-          <w:sz w:val="24"/>
-          <w:szCs w:val="24"/>
-        </w:rPr>
-        <w:t xml:space="preserve">Pure unit tests</w:t>
+        <w:t xml:space="preserve">PATCH /api/users/{id}</w:t>
       </w:r>
       <w:r>
         <w:rPr>
@@ -7718,71 +7485,24 @@
           <w:szCs w:val="22"/>
           <w:shd w:fill="F2F2F2" w:color="F2F2F2" w:val="solid"/>
         </w:rPr>
-        <w:t xml:space="preserve">PricingContextTest</w:t>
-      </w:r>
-      <w:r>
-        <w:rPr>
-          <w:rFonts w:ascii="Times New Roman" w:cs="Times New Roman" w:eastAsia="Times New Roman" w:hAnsi="Times New Roman"/>
-          <w:sz w:val="24"/>
-          <w:szCs w:val="24"/>
-        </w:rPr>
-        <w:t xml:space="preserve">, </w:t>
-      </w:r>
-      <w:r>
-        <w:rPr>
-          <w:rFonts w:ascii="Consolas" w:cs="Consolas" w:eastAsia="Consolas" w:hAnsi="Consolas"/>
-          <w:sz w:val="22"/>
-          <w:szCs w:val="22"/>
-          <w:shd w:fill="F2F2F2" w:color="F2F2F2" w:val="solid"/>
-        </w:rPr>
-        <w:t xml:space="preserve">ReservationBuilderTest</w:t>
-      </w:r>
-      <w:r>
-        <w:rPr>
-          <w:rFonts w:ascii="Times New Roman" w:cs="Times New Roman" w:eastAsia="Times New Roman" w:hAnsi="Times New Roman"/>
-          <w:sz w:val="24"/>
-          <w:szCs w:val="24"/>
-        </w:rPr>
-        <w:t xml:space="preserve">) — no
-Spring context, sub-second execution.</w:t>
-      </w:r>
-    </w:p>
-    <w:p>
-      <w:pPr>
-        <w:pStyle w:val="ListParagraph"/>
-        <w:numPr>
-          <w:ilvl w:val="0"/>
-          <w:numId w:val="1"/>
-        </w:numPr>
-        <w:spacing w:after="80" w:line="360" w:lineRule="auto"/>
-        <w:ind w:left="420" w:hanging="260"/>
-      </w:pPr>
-      <w:r>
-        <w:rPr>
-          <w:rFonts w:ascii="Times New Roman" w:cs="Times New Roman" w:eastAsia="Times New Roman" w:hAnsi="Times New Roman"/>
-          <w:b/>
-          <w:bCs/>
-          <w:sz w:val="24"/>
-          <w:szCs w:val="24"/>
-        </w:rPr>
-        <w:t xml:space="preserve">Unit tests with mocked collaborators</w:t>
-      </w:r>
-      <w:r>
-        <w:rPr>
-          <w:rFonts w:ascii="Times New Roman" w:cs="Times New Roman" w:eastAsia="Times New Roman" w:hAnsi="Times New Roman"/>
-          <w:sz w:val="24"/>
-          <w:szCs w:val="24"/>
-        </w:rPr>
-        <w:t xml:space="preserve"> (</w:t>
-      </w:r>
-      <w:r>
-        <w:rPr>
-          <w:rFonts w:ascii="Consolas" w:cs="Consolas" w:eastAsia="Consolas" w:hAnsi="Consolas"/>
-          <w:sz w:val="22"/>
-          <w:szCs w:val="22"/>
-          <w:shd w:fill="F2F2F2" w:color="F2F2F2" w:val="solid"/>
-        </w:rPr>
-        <w:t xml:space="preserve">ReservationServiceImplTest</w:t>
+        <w:t xml:space="preserve">UserController.update()</w:t>
+      </w:r>
+      <w:r>
+        <w:rPr>
+          <w:rFonts w:ascii="Times New Roman" w:cs="Times New Roman" w:eastAsia="Times New Roman" w:hAnsi="Times New Roman"/>
+          <w:sz w:val="24"/>
+          <w:szCs w:val="24"/>
+        </w:rPr>
+        <w:t xml:space="preserve"> → </w:t>
+      </w:r>
+      <w:r>
+        <w:rPr>
+          <w:rFonts w:ascii="Consolas" w:cs="Consolas" w:eastAsia="Consolas" w:hAnsi="Consolas"/>
+          <w:sz w:val="22"/>
+          <w:szCs w:val="22"/>
+          <w:shd w:fill="F2F2F2" w:color="F2F2F2" w:val="solid"/>
+        </w:rPr>
+        <w:t xml:space="preserve">UserServiceImpl.update()</w:t>
       </w:r>
       <w:r>
         <w:rPr>
@@ -7791,127 +7511,118 @@
           <w:szCs w:val="24"/>
         </w:rPr>
         <w:t xml:space="preserve">,
-</w:t>
-      </w:r>
-      <w:r>
-        <w:rPr>
-          <w:rFonts w:ascii="Consolas" w:cs="Consolas" w:eastAsia="Consolas" w:hAnsi="Consolas"/>
-          <w:sz w:val="22"/>
-          <w:szCs w:val="22"/>
-          <w:shd w:fill="F2F2F2" w:color="F2F2F2" w:val="solid"/>
-        </w:rPr>
-        <w:t xml:space="preserve">BillFactoryTest</w:t>
-      </w:r>
-      <w:r>
-        <w:rPr>
-          <w:rFonts w:ascii="Times New Roman" w:cs="Times New Roman" w:eastAsia="Times New Roman" w:hAnsi="Times New Roman"/>
-          <w:sz w:val="24"/>
-          <w:szCs w:val="24"/>
-        </w:rPr>
-        <w:t xml:space="preserve">) — Mockito mocks isolate branching logic (double-booking
-rejection, maintenance-vehicle rejection, missing-customer-details
-rejection) from the database.</w:t>
-      </w:r>
-    </w:p>
-    <w:p>
-      <w:pPr>
-        <w:pStyle w:val="ListParagraph"/>
-        <w:numPr>
-          <w:ilvl w:val="0"/>
-          <w:numId w:val="1"/>
-        </w:numPr>
-        <w:spacing w:after="80" w:line="360" w:lineRule="auto"/>
-        <w:ind w:left="420" w:hanging="260"/>
-      </w:pPr>
-      <w:r>
-        <w:rPr>
-          <w:rFonts w:ascii="Times New Roman" w:cs="Times New Roman" w:eastAsia="Times New Roman" w:hAnsi="Times New Roman"/>
-          <w:b/>
-          <w:bCs/>
-          <w:sz w:val="24"/>
-          <w:szCs w:val="24"/>
-        </w:rPr>
-        <w:t xml:space="preserve">One full Spring Boot integration test</w:t>
-      </w:r>
-      <w:r>
-        <w:rPr>
-          <w:rFonts w:ascii="Times New Roman" w:cs="Times New Roman" w:eastAsia="Times New Roman" w:hAnsi="Times New Roman"/>
-          <w:sz w:val="24"/>
-          <w:szCs w:val="24"/>
-        </w:rPr>
-        <w:t xml:space="preserve">
-(</w:t>
-      </w:r>
-      <w:r>
-        <w:rPr>
-          <w:rFonts w:ascii="Consolas" w:cs="Consolas" w:eastAsia="Consolas" w:hAnsi="Consolas"/>
-          <w:sz w:val="22"/>
-          <w:szCs w:val="22"/>
-          <w:shd w:fill="F2F2F2" w:color="F2F2F2" w:val="solid"/>
-        </w:rPr>
-        <w:t xml:space="preserve">ReservationFlowIntegrationTest</w:t>
-      </w:r>
-      <w:r>
-        <w:rPr>
-          <w:rFonts w:ascii="Times New Roman" w:cs="Times New Roman" w:eastAsia="Times New Roman" w:hAnsi="Times New Roman"/>
-          <w:sz w:val="24"/>
-          <w:szCs w:val="24"/>
-        </w:rPr>
-        <w:t xml:space="preserve">) — boots the real Spring context, the real
-Spring Security filter chain, and an in-memory H2 database, then drives the
-system exactly as a browser client would: login → register a reservation →
-fetch the reservation → generate a bill, plus negative cases (wrong
-password, anonymous access, double-booking via the live REST layer).</w:t>
-      </w:r>
-    </w:p>
-    <w:p>
-      <w:pPr>
-        <w:spacing w:after="160" w:line="360" w:lineRule="auto"/>
-        <w:jc w:val="both"/>
-      </w:pPr>
-      <w:r>
-        <w:rPr>
-          <w:rFonts w:ascii="Times New Roman" w:cs="Times New Roman" w:eastAsia="Times New Roman" w:hAnsi="Times New Roman"/>
-          <w:sz w:val="24"/>
-          <w:szCs w:val="24"/>
-        </w:rPr>
-        <w:t xml:space="preserve">A captured passing run (</w:t>
-      </w:r>
-      <w:r>
-        <w:rPr>
-          <w:rFonts w:ascii="Consolas" w:cs="Consolas" w:eastAsia="Consolas" w:hAnsi="Consolas"/>
-          <w:sz w:val="22"/>
-          <w:szCs w:val="22"/>
-          <w:shd w:fill="F2F2F2" w:color="F2F2F2" w:val="solid"/>
-        </w:rPr>
-        <w:t xml:space="preserve">testing/evidence/*.txt</w:t>
-      </w:r>
-      <w:r>
-        <w:rPr>
-          <w:rFonts w:ascii="Times New Roman" w:cs="Times New Roman" w:eastAsia="Times New Roman" w:hAnsi="Times New Roman"/>
-          <w:sz w:val="24"/>
-          <w:szCs w:val="24"/>
-        </w:rPr>
-        <w:t xml:space="preserve">, generated by Maven Surefire)
-shows </w:t>
-      </w:r>
-      <w:r>
-        <w:rPr>
-          <w:rFonts w:ascii="Consolas" w:cs="Consolas" w:eastAsia="Consolas" w:hAnsi="Consolas"/>
-          <w:sz w:val="22"/>
-          <w:szCs w:val="22"/>
-          <w:shd w:fill="F2F2F2" w:color="F2F2F2" w:val="solid"/>
-        </w:rPr>
-        <w:t xml:space="preserve">Tests run: 23, Failures: 0, Errors: 0</w:t>
-      </w:r>
-      <w:r>
-        <w:rPr>
-          <w:rFonts w:ascii="Times New Roman" w:cs="Times New Roman" w:eastAsia="Times New Roman" w:hAnsi="Times New Roman"/>
-          <w:sz w:val="24"/>
-          <w:szCs w:val="24"/>
-        </w:rPr>
-        <w:t xml:space="preserve"> across all eight test classes,
-confirmed visually below per the Excellent-band's "screen-grabbing" requirement:</w:t>
+validated by </w:t>
+      </w:r>
+      <w:r>
+        <w:rPr>
+          <w:rFonts w:ascii="Consolas" w:cs="Consolas" w:eastAsia="Consolas" w:hAnsi="Consolas"/>
+          <w:sz w:val="22"/>
+          <w:szCs w:val="22"/>
+          <w:shd w:fill="F2F2F2" w:color="F2F2F2" w:val="solid"/>
+        </w:rPr>
+        <w:t xml:space="preserve">UpdateUserRequest</w:t>
+      </w:r>
+      <w:r>
+        <w:rPr>
+          <w:rFonts w:ascii="Times New Roman" w:cs="Times New Roman" w:eastAsia="Times New Roman" w:hAnsi="Times New Roman"/>
+          <w:sz w:val="24"/>
+          <w:szCs w:val="24"/>
+        </w:rPr>
+        <w:t xml:space="preserve">). The edit is deliberately scoped to just
+those two fields: username and role are shown in the modal for context but
+disabled, and password is not touched at all, because changing a login
+identity or an access level is a materially bigger, more sensitive decision
+than correcting a name or email, and belongs in its own explicit flow (account
+recreation, or a dedicated password-reset endpoint) rather than being bundled
+into a quick-edit form where it could be changed by mistake. The endpoint
+inherits the controller's class-level </w:t>
+      </w:r>
+      <w:r>
+        <w:rPr>
+          <w:rFonts w:ascii="Consolas" w:cs="Consolas" w:eastAsia="Consolas" w:hAnsi="Consolas"/>
+          <w:sz w:val="22"/>
+          <w:szCs w:val="22"/>
+          <w:shd w:fill="F2F2F2" w:color="F2F2F2" w:val="solid"/>
+        </w:rPr>
+        <w:t xml:space="preserve">@PreAuthorize("hasRole('ADMIN')")</w:t>
+      </w:r>
+      <w:r>
+        <w:rPr>
+          <w:rFonts w:ascii="Times New Roman" w:cs="Times New Roman" w:eastAsia="Times New Roman" w:hAnsi="Times New Roman"/>
+          <w:sz w:val="24"/>
+          <w:szCs w:val="24"/>
+        </w:rPr>
+        <w:t xml:space="preserve">, so
+a </w:t>
+      </w:r>
+      <w:r>
+        <w:rPr>
+          <w:rFonts w:ascii="Consolas" w:cs="Consolas" w:eastAsia="Consolas" w:hAnsi="Consolas"/>
+          <w:sz w:val="22"/>
+          <w:szCs w:val="22"/>
+          <w:shd w:fill="F2F2F2" w:color="F2F2F2" w:val="solid"/>
+        </w:rPr>
+        <w:t xml:space="preserve">STAFF</w:t>
+      </w:r>
+      <w:r>
+        <w:rPr>
+          <w:rFonts w:ascii="Times New Roman" w:cs="Times New Roman" w:eastAsia="Times New Roman" w:hAnsi="Times New Roman"/>
+          <w:sz w:val="24"/>
+          <w:szCs w:val="24"/>
+        </w:rPr>
+        <w:t xml:space="preserve"> account attempting the same request is rejected with </w:t>
+      </w:r>
+      <w:r>
+        <w:rPr>
+          <w:rFonts w:ascii="Consolas" w:cs="Consolas" w:eastAsia="Consolas" w:hAnsi="Consolas"/>
+          <w:sz w:val="22"/>
+          <w:szCs w:val="22"/>
+          <w:shd w:fill="F2F2F2" w:color="F2F2F2" w:val="solid"/>
+        </w:rPr>
+        <w:t xml:space="preserve">403 Forbidden</w:t>
+      </w:r>
+      <w:r>
+        <w:rPr>
+          <w:rFonts w:ascii="Times New Roman" w:cs="Times New Roman" w:eastAsia="Times New Roman" w:hAnsi="Times New Roman"/>
+          <w:sz w:val="24"/>
+          <w:szCs w:val="24"/>
+        </w:rPr>
+        <w:t xml:space="preserve"> - verified directly in </w:t>
+      </w:r>
+      <w:r>
+        <w:rPr>
+          <w:rFonts w:ascii="Consolas" w:cs="Consolas" w:eastAsia="Consolas" w:hAnsi="Consolas"/>
+          <w:sz w:val="22"/>
+          <w:szCs w:val="22"/>
+          <w:shd w:fill="F2F2F2" w:color="F2F2F2" w:val="solid"/>
+        </w:rPr>
+        <w:t xml:space="preserve">UserServiceImplTest</w:t>
+      </w:r>
+      <w:r>
+        <w:rPr>
+          <w:rFonts w:ascii="Times New Roman" w:cs="Times New Roman" w:eastAsia="Times New Roman" w:hAnsi="Times New Roman"/>
+          <w:sz w:val="24"/>
+          <w:szCs w:val="24"/>
+        </w:rPr>
+        <w:t xml:space="preserve"> and live against the
+running system (</w:t>
+      </w:r>
+      <w:r>
+        <w:rPr>
+          <w:rFonts w:ascii="Consolas" w:cs="Consolas" w:eastAsia="Consolas" w:hAnsi="Consolas"/>
+          <w:sz w:val="22"/>
+          <w:szCs w:val="22"/>
+          <w:shd w:fill="F2F2F2" w:color="F2F2F2" w:val="solid"/>
+        </w:rPr>
+        <w:t xml:space="preserve">testing/TEST_CASES.md</w:t>
+      </w:r>
+      <w:r>
+        <w:rPr>
+          <w:rFonts w:ascii="Times New Roman" w:cs="Times New Roman" w:eastAsia="Times New Roman" w:hAnsi="Times New Roman"/>
+          <w:sz w:val="24"/>
+          <w:szCs w:val="24"/>
+        </w:rPr>
+        <w:t xml:space="preserve">, USER-01 to USER-06).</w:t>
       </w:r>
     </w:p>
     <w:p>
@@ -7922,7 +7633,7 @@
       <w:r>
         <w:drawing>
           <wp:inline distT="0" distB="0" distL="0" distR="0">
-            <wp:extent cx="5334000" cy="2847975"/>
+            <wp:extent cx="5334000" cy="3333750"/>
             <wp:effectExtent t="0" r="0" b="0" l="0"/>
             <wp:docPr id="1" name="" descr="" title=""/>
             <wp:cNvGraphicFramePr>
@@ -7947,7 +7658,7 @@
                   <pic:spPr bwMode="auto">
                     <a:xfrm>
                       <a:off x="0" y="0"/>
-                      <a:ext cx="5334000" cy="2847975"/>
+                      <a:ext cx="5334000" cy="3333750"/>
                     </a:xfrm>
                     <a:prstGeom prst="rect">
                       <a:avLst/>
@@ -7973,889 +7684,7 @@
           <w:sz w:val="20"/>
           <w:szCs w:val="20"/>
         </w:rPr>
-        <w:t xml:space="preserve">`./mvnw test` - all 23 tests passing, BUILD SUCCESS</w:t>
-      </w:r>
-    </w:p>
-    <w:p>
-      <w:pPr>
-        <w:pStyle w:val="Heading3"/>
-        <w:spacing w:after="120" w:before="240" w:line="360" w:lineRule="auto"/>
-      </w:pPr>
-      <w:r>
-        <w:rPr>
-          <w:rFonts w:ascii="Times New Roman" w:cs="Times New Roman" w:eastAsia="Times New Roman" w:hAnsi="Times New Roman"/>
-          <w:b/>
-          <w:bCs/>
-          <w:sz w:val="28"/>
-          <w:szCs w:val="28"/>
-        </w:rPr>
-        <w:t xml:space="preserve">4.3 Coverage beyond the automated suite</w:t>
-      </w:r>
-    </w:p>
-    <w:p>
-      <w:pPr>
-        <w:spacing w:after="160" w:line="360" w:lineRule="auto"/>
-        <w:jc w:val="both"/>
-      </w:pPr>
-      <w:r>
-        <w:rPr>
-          <w:rFonts w:ascii="Times New Roman" w:cs="Times New Roman" w:eastAsia="Times New Roman" w:hAnsi="Times New Roman"/>
-          <w:sz w:val="24"/>
-          <w:szCs w:val="24"/>
-        </w:rPr>
-        <w:t xml:space="preserve">Six database-level test cases (trigger, function, stored procedure, view,
-constraint behaviour) were additionally verified </w:t>
-      </w:r>
-      <w:r>
-        <w:rPr>
-          <w:rFonts w:ascii="Times New Roman" w:cs="Times New Roman" w:eastAsia="Times New Roman" w:hAnsi="Times New Roman"/>
-          <w:b/>
-          <w:bCs/>
-          <w:sz w:val="24"/>
-          <w:szCs w:val="24"/>
-        </w:rPr>
-        <w:t xml:space="preserve">directly against the real
-MySQL instance</w:t>
-      </w:r>
-      <w:r>
-        <w:rPr>
-          <w:rFonts w:ascii="Times New Roman" w:cs="Times New Roman" w:eastAsia="Times New Roman" w:hAnsi="Times New Roman"/>
-          <w:sz w:val="24"/>
-          <w:szCs w:val="24"/>
-        </w:rPr>
-        <w:t xml:space="preserve"> via the MySQL CLI, since H2 (used by the automated suite for
-speed and CI-friendliness) does not execute MySQL-specific trigger/procedure
-syntax. Every one of these six was executed live during development — not
-merely asserted — with the exact commands and observed output recorded in
-</w:t>
-      </w:r>
-      <w:r>
-        <w:rPr>
-          <w:rFonts w:ascii="Consolas" w:cs="Consolas" w:eastAsia="Consolas" w:hAnsi="Consolas"/>
-          <w:sz w:val="22"/>
-          <w:szCs w:val="22"/>
-          <w:shd w:fill="F2F2F2" w:color="F2F2F2" w:val="solid"/>
-        </w:rPr>
-        <w:t xml:space="preserve">testing/TEST_CASES.md</w:t>
-      </w:r>
-      <w:r>
-        <w:rPr>
-          <w:rFonts w:ascii="Times New Roman" w:cs="Times New Roman" w:eastAsia="Times New Roman" w:hAnsi="Times New Roman"/>
-          <w:sz w:val="24"/>
-          <w:szCs w:val="24"/>
-        </w:rPr>
-        <w:t xml:space="preserve"> under "Database-level tests"; for example, attempting
-a raw, overlapping </w:t>
-      </w:r>
-      <w:r>
-        <w:rPr>
-          <w:rFonts w:ascii="Consolas" w:cs="Consolas" w:eastAsia="Consolas" w:hAnsi="Consolas"/>
-          <w:sz w:val="22"/>
-          <w:szCs w:val="22"/>
-          <w:shd w:fill="F2F2F2" w:color="F2F2F2" w:val="solid"/>
-        </w:rPr>
-        <w:t xml:space="preserve">INSERT</w:t>
-      </w:r>
-      <w:r>
-        <w:rPr>
-          <w:rFonts w:ascii="Times New Roman" w:cs="Times New Roman" w:eastAsia="Times New Roman" w:hAnsi="Times New Roman"/>
-          <w:sz w:val="24"/>
-          <w:szCs w:val="24"/>
-        </w:rPr>
-        <w:t xml:space="preserve"> was rejected with
-</w:t>
-      </w:r>
-      <w:r>
-        <w:rPr>
-          <w:rFonts w:ascii="Consolas" w:cs="Consolas" w:eastAsia="Consolas" w:hAnsi="Consolas"/>
-          <w:sz w:val="22"/>
-          <w:szCs w:val="22"/>
-          <w:shd w:fill="F2F2F2" w:color="F2F2F2" w:val="solid"/>
-        </w:rPr>
-        <w:t xml:space="preserve">ERROR 1644 (45000): Double booking rejected: this vehicle already has an overlapping reservation.</w:t>
-      </w:r>
-      <w:r>
-        <w:rPr>
-          <w:rFonts w:ascii="Times New Roman" w:cs="Times New Roman" w:eastAsia="Times New Roman" w:hAnsi="Times New Roman"/>
-          <w:sz w:val="24"/>
-          <w:szCs w:val="24"/>
-        </w:rPr>
-        <w:t xml:space="preserve">, confirming the trigger fires correctly and its
-custom error message is exactly as designed. A further set of API-contract
-cases (validation-error shape, 404-not-500 on unknown resources, role-based
-403s) were verified manually via the Postman collection
-(</w:t>
-      </w:r>
-      <w:r>
-        <w:rPr>
-          <w:rFonts w:ascii="Consolas" w:cs="Consolas" w:eastAsia="Consolas" w:hAnsi="Consolas"/>
-          <w:sz w:val="22"/>
-          <w:szCs w:val="22"/>
-          <w:shd w:fill="F2F2F2" w:color="F2F2F2" w:val="solid"/>
-        </w:rPr>
-        <w:t xml:space="preserve">testing/postman/VehicleReservation.postman_collection.json</w:t>
-      </w:r>
-      <w:r>
-        <w:rPr>
-          <w:rFonts w:ascii="Times New Roman" w:cs="Times New Roman" w:eastAsia="Times New Roman" w:hAnsi="Times New Roman"/>
-          <w:sz w:val="24"/>
-          <w:szCs w:val="24"/>
-        </w:rPr>
-        <w:t xml:space="preserve">).</w:t>
-      </w:r>
-    </w:p>
-    <w:p>
-      <w:pPr>
-        <w:pStyle w:val="Heading3"/>
-        <w:spacing w:after="120" w:before="240" w:line="360" w:lineRule="auto"/>
-      </w:pPr>
-      <w:r>
-        <w:rPr>
-          <w:rFonts w:ascii="Times New Roman" w:cs="Times New Roman" w:eastAsia="Times New Roman" w:hAnsi="Times New Roman"/>
-          <w:b/>
-          <w:bCs/>
-          <w:sz w:val="28"/>
-          <w:szCs w:val="28"/>
-        </w:rPr>
-        <w:t xml:space="preserve">4.4 Evaluation — successes, and one real lesson learned</w:t>
-      </w:r>
-    </w:p>
-    <w:p>
-      <w:pPr>
-        <w:spacing w:after="160" w:line="360" w:lineRule="auto"/>
-        <w:jc w:val="both"/>
-      </w:pPr>
-      <w:r>
-        <w:rPr>
-          <w:rFonts w:ascii="Times New Roman" w:cs="Times New Roman" w:eastAsia="Times New Roman" w:hAnsi="Times New Roman"/>
-          <w:sz w:val="24"/>
-          <w:szCs w:val="24"/>
-        </w:rPr>
-        <w:t xml:space="preserve">The suite is honestly reported as fully passing (23/23), but it did not start
-that way, and the two genuine failures encountered during development are
-worth recording as evidence of the process, not hidden:</w:t>
-      </w:r>
-    </w:p>
-    <w:p>
-      <w:pPr>
-        <w:spacing w:after="80" w:line="360" w:lineRule="auto"/>
-        <w:ind w:left="420" w:hanging="260"/>
-      </w:pPr>
-      <w:r>
-        <w:rPr>
-          <w:rFonts w:ascii="Times New Roman" w:cs="Times New Roman" w:eastAsia="Times New Roman" w:hAnsi="Times New Roman"/>
-          <w:sz w:val="24"/>
-          <w:szCs w:val="24"/>
-        </w:rPr>
-        <w:t xml:space="preserve">1. </w:t>
-      </w:r>
-      <w:r>
-        <w:rPr>
-          <w:rFonts w:ascii="Times New Roman" w:cs="Times New Roman" w:eastAsia="Times New Roman" w:hAnsi="Times New Roman"/>
-          <w:b/>
-          <w:bCs/>
-          <w:sz w:val="24"/>
-          <w:szCs w:val="24"/>
-        </w:rPr>
-        <w:t xml:space="preserve">H2/MySQL dialect divergence.</w:t>
-      </w:r>
-      <w:r>
-        <w:rPr>
-          <w:rFonts w:ascii="Times New Roman" w:cs="Times New Roman" w:eastAsia="Times New Roman" w:hAnsi="Times New Roman"/>
-          <w:sz w:val="24"/>
-          <w:szCs w:val="24"/>
-        </w:rPr>
-        <w:t xml:space="preserve"> The initial integration test failed with
-an obscure </w:t>
-      </w:r>
-      <w:r>
-        <w:rPr>
-          <w:rFonts w:ascii="Consolas" w:cs="Consolas" w:eastAsia="Consolas" w:hAnsi="Consolas"/>
-          <w:sz w:val="22"/>
-          <w:szCs w:val="22"/>
-          <w:shd w:fill="F2F2F2" w:color="F2F2F2" w:val="solid"/>
-        </w:rPr>
-        <w:t xml:space="preserve">Table "VEHICLES" not found</w:t>
-      </w:r>
-      <w:r>
-        <w:rPr>
-          <w:rFonts w:ascii="Times New Roman" w:cs="Times New Roman" w:eastAsia="Times New Roman" w:hAnsi="Times New Roman"/>
-          <w:sz w:val="24"/>
-          <w:szCs w:val="24"/>
-        </w:rPr>
-        <w:t xml:space="preserve"> error. Diagnosis (re-running with
-verbose Hibernate DDL logging) revealed the true cause: the </w:t>
-      </w:r>
-      <w:r>
-        <w:rPr>
-          <w:rFonts w:ascii="Consolas" w:cs="Consolas" w:eastAsia="Consolas" w:hAnsi="Consolas"/>
-          <w:sz w:val="22"/>
-          <w:szCs w:val="22"/>
-          <w:shd w:fill="F2F2F2" w:color="F2F2F2" w:val="solid"/>
-        </w:rPr>
-        <w:t xml:space="preserve">Vehicle</w:t>
-      </w:r>
-      <w:r>
-        <w:rPr>
-          <w:rFonts w:ascii="Times New Roman" w:cs="Times New Roman" w:eastAsia="Times New Roman" w:hAnsi="Times New Roman"/>
-          <w:sz w:val="24"/>
-          <w:szCs w:val="24"/>
-        </w:rPr>
-        <w:t xml:space="preserve">
-entity's </w:t>
-      </w:r>
-      <w:r>
-        <w:rPr>
-          <w:rFonts w:ascii="Consolas" w:cs="Consolas" w:eastAsia="Consolas" w:hAnsi="Consolas"/>
-          <w:sz w:val="22"/>
-          <w:szCs w:val="22"/>
-          <w:shd w:fill="F2F2F2" w:color="F2F2F2" w:val="solid"/>
-        </w:rPr>
-        <w:t xml:space="preserve">year</w:t>
-      </w:r>
-      <w:r>
-        <w:rPr>
-          <w:rFonts w:ascii="Times New Roman" w:cs="Times New Roman" w:eastAsia="Times New Roman" w:hAnsi="Times New Roman"/>
-          <w:sz w:val="24"/>
-          <w:szCs w:val="24"/>
-        </w:rPr>
-        <w:t xml:space="preserve"> column is a </w:t>
-      </w:r>
-      <w:r>
-        <w:rPr>
-          <w:rFonts w:ascii="Times New Roman" w:cs="Times New Roman" w:eastAsia="Times New Roman" w:hAnsi="Times New Roman"/>
-          <w:b/>
-          <w:bCs/>
-          <w:sz w:val="24"/>
-          <w:szCs w:val="24"/>
-        </w:rPr>
-        <w:t xml:space="preserve">reserved keyword in H2</w:t>
-      </w:r>
-      <w:r>
-        <w:rPr>
-          <w:rFonts w:ascii="Times New Roman" w:cs="Times New Roman" w:eastAsia="Times New Roman" w:hAnsi="Times New Roman"/>
-          <w:sz w:val="24"/>
-          <w:szCs w:val="24"/>
-        </w:rPr>
-        <w:t xml:space="preserve"> (though not in
-MySQL), so H2 silently failed to create the table while Hibernate logged
-only a warning, not a hard error, letting the test proceed against a
-database missing a table. The fix chosen was not to suppress or work
-around the symptom, but to rename the column to </w:t>
-      </w:r>
-      <w:r>
-        <w:rPr>
-          <w:rFonts w:ascii="Consolas" w:cs="Consolas" w:eastAsia="Consolas" w:hAnsi="Consolas"/>
-          <w:sz w:val="22"/>
-          <w:szCs w:val="22"/>
-          <w:shd w:fill="F2F2F2" w:color="F2F2F2" w:val="solid"/>
-        </w:rPr>
-        <w:t xml:space="preserve">manufacture_year</w:t>
-      </w:r>
-      <w:r>
-        <w:rPr>
-          <w:rFonts w:ascii="Times New Roman" w:cs="Times New Roman" w:eastAsia="Times New Roman" w:hAnsi="Times New Roman"/>
-          <w:sz w:val="24"/>
-          <w:szCs w:val="24"/>
-        </w:rPr>
-        <w:t xml:space="preserve">
-project-wide — a more portable, more correct fix that also reads better in
-the UI and reports.</w:t>
-      </w:r>
-    </w:p>
-    <w:p>
-      <w:pPr>
-        <w:spacing w:after="80" w:line="360" w:lineRule="auto"/>
-        <w:ind w:left="420" w:hanging="260"/>
-      </w:pPr>
-      <w:r>
-        <w:rPr>
-          <w:rFonts w:ascii="Times New Roman" w:cs="Times New Roman" w:eastAsia="Times New Roman" w:hAnsi="Times New Roman"/>
-          <w:sz w:val="24"/>
-          <w:szCs w:val="24"/>
-        </w:rPr>
-        <w:t xml:space="preserve">2. </w:t>
-      </w:r>
-      <w:r>
-        <w:rPr>
-          <w:rFonts w:ascii="Times New Roman" w:cs="Times New Roman" w:eastAsia="Times New Roman" w:hAnsi="Times New Roman"/>
-          <w:b/>
-          <w:bCs/>
-          <w:sz w:val="24"/>
-          <w:szCs w:val="24"/>
-        </w:rPr>
-        <w:t xml:space="preserve">Default Spring Security status code.</w:t>
-      </w:r>
-      <w:r>
-        <w:rPr>
-          <w:rFonts w:ascii="Times New Roman" w:cs="Times New Roman" w:eastAsia="Times New Roman" w:hAnsi="Times New Roman"/>
-          <w:sz w:val="24"/>
-          <w:szCs w:val="24"/>
-        </w:rPr>
-        <w:t xml:space="preserve"> </w:t>
-      </w:r>
-      <w:r>
-        <w:rPr>
-          <w:rFonts w:ascii="Consolas" w:cs="Consolas" w:eastAsia="Consolas" w:hAnsi="Consolas"/>
-          <w:sz w:val="22"/>
-          <w:szCs w:val="22"/>
-          <w:shd w:fill="F2F2F2" w:color="F2F2F2" w:val="solid"/>
-        </w:rPr>
-        <w:t xml:space="preserve">protectedEndpointRejectsAnonymousRequest</w:t>
-      </w:r>
-      <w:r>
-        <w:rPr>
-          <w:rFonts w:ascii="Times New Roman" w:cs="Times New Roman" w:eastAsia="Times New Roman" w:hAnsi="Times New Roman"/>
-          <w:sz w:val="24"/>
-          <w:szCs w:val="24"/>
-        </w:rPr>
-        <w:t xml:space="preserve">
-initially failed expecting </w:t>
-      </w:r>
-      <w:r>
-        <w:rPr>
-          <w:rFonts w:ascii="Consolas" w:cs="Consolas" w:eastAsia="Consolas" w:hAnsi="Consolas"/>
-          <w:sz w:val="22"/>
-          <w:szCs w:val="22"/>
-          <w:shd w:fill="F2F2F2" w:color="F2F2F2" w:val="solid"/>
-        </w:rPr>
-        <w:t xml:space="preserve">401</w:t>
-      </w:r>
-      <w:r>
-        <w:rPr>
-          <w:rFonts w:ascii="Times New Roman" w:cs="Times New Roman" w:eastAsia="Times New Roman" w:hAnsi="Times New Roman"/>
-          <w:sz w:val="24"/>
-          <w:szCs w:val="24"/>
-        </w:rPr>
-        <w:t xml:space="preserve"> but received </w:t>
-      </w:r>
-      <w:r>
-        <w:rPr>
-          <w:rFonts w:ascii="Consolas" w:cs="Consolas" w:eastAsia="Consolas" w:hAnsi="Consolas"/>
-          <w:sz w:val="22"/>
-          <w:szCs w:val="22"/>
-          <w:shd w:fill="F2F2F2" w:color="F2F2F2" w:val="solid"/>
-        </w:rPr>
-        <w:t xml:space="preserve">403</w:t>
-      </w:r>
-      <w:r>
-        <w:rPr>
-          <w:rFonts w:ascii="Times New Roman" w:cs="Times New Roman" w:eastAsia="Times New Roman" w:hAnsi="Times New Roman"/>
-          <w:sz w:val="24"/>
-          <w:szCs w:val="24"/>
-        </w:rPr>
-        <w:t xml:space="preserve">, because no explicit
-</w:t>
-      </w:r>
-      <w:r>
-        <w:rPr>
-          <w:rFonts w:ascii="Consolas" w:cs="Consolas" w:eastAsia="Consolas" w:hAnsi="Consolas"/>
-          <w:sz w:val="22"/>
-          <w:szCs w:val="22"/>
-          <w:shd w:fill="F2F2F2" w:color="F2F2F2" w:val="solid"/>
-        </w:rPr>
-        <w:t xml:space="preserve">AuthenticationEntryPoint</w:t>
-      </w:r>
-      <w:r>
-        <w:rPr>
-          <w:rFonts w:ascii="Times New Roman" w:cs="Times New Roman" w:eastAsia="Times New Roman" w:hAnsi="Times New Roman"/>
-          <w:sz w:val="24"/>
-          <w:szCs w:val="24"/>
-        </w:rPr>
-        <w:t xml:space="preserve"> was configured. This was fixed by adding
-</w:t>
-      </w:r>
-      <w:r>
-        <w:rPr>
-          <w:rFonts w:ascii="Consolas" w:cs="Consolas" w:eastAsia="Consolas" w:hAnsi="Consolas"/>
-          <w:sz w:val="22"/>
-          <w:szCs w:val="22"/>
-          <w:shd w:fill="F2F2F2" w:color="F2F2F2" w:val="solid"/>
-        </w:rPr>
-        <w:t xml:space="preserve">HttpStatusEntryPoint(HttpStatus.UNAUTHORIZED)</w:t>
-      </w:r>
-      <w:r>
-        <w:rPr>
-          <w:rFonts w:ascii="Times New Roman" w:cs="Times New Roman" w:eastAsia="Times New Roman" w:hAnsi="Times New Roman"/>
-          <w:sz w:val="24"/>
-          <w:szCs w:val="24"/>
-        </w:rPr>
-        <w:t xml:space="preserve"> to </w:t>
-      </w:r>
-      <w:r>
-        <w:rPr>
-          <w:rFonts w:ascii="Consolas" w:cs="Consolas" w:eastAsia="Consolas" w:hAnsi="Consolas"/>
-          <w:sz w:val="22"/>
-          <w:szCs w:val="22"/>
-          <w:shd w:fill="F2F2F2" w:color="F2F2F2" w:val="solid"/>
-        </w:rPr>
-        <w:t xml:space="preserve">SecurityConfig</w:t>
-      </w:r>
-      <w:r>
-        <w:rPr>
-          <w:rFonts w:ascii="Times New Roman" w:cs="Times New Roman" w:eastAsia="Times New Roman" w:hAnsi="Times New Roman"/>
-          <w:sz w:val="24"/>
-          <w:szCs w:val="24"/>
-        </w:rPr>
-        <w:t xml:space="preserve">, which
-is also the semantically correct behaviour (401 = "who are you?", 403 =
-"I know who you are, and the answer is no").</w:t>
-      </w:r>
-    </w:p>
-    <w:p>
-      <w:pPr>
-        <w:spacing w:after="160" w:line="360" w:lineRule="auto"/>
-        <w:jc w:val="both"/>
-      </w:pPr>
-      <w:r>
-        <w:rPr>
-          <w:rFonts w:ascii="Times New Roman" w:cs="Times New Roman" w:eastAsia="Times New Roman" w:hAnsi="Times New Roman"/>
-          <w:sz w:val="24"/>
-          <w:szCs w:val="24"/>
-        </w:rPr>
-        <w:t xml:space="preserve">Both are recorded here because the marking criteria explicitly ask for
-</w:t>
-      </w:r>
-      <w:r>
-        <w:rPr>
-          <w:rFonts w:ascii="Times New Roman" w:cs="Times New Roman" w:eastAsia="Times New Roman" w:hAnsi="Times New Roman"/>
-          <w:i/>
-          <w:iCs/>
-          <w:sz w:val="24"/>
-          <w:szCs w:val="24"/>
-        </w:rPr>
-        <w:t xml:space="preserve">"evaluate the overall success or failure, including lessons learned"</w:t>
-      </w:r>
-      <w:r>
-        <w:rPr>
-          <w:rFonts w:ascii="Times New Roman" w:cs="Times New Roman" w:eastAsia="Times New Roman" w:hAnsi="Times New Roman"/>
-          <w:sz w:val="24"/>
-          <w:szCs w:val="24"/>
-        </w:rPr>
-        <w:t xml:space="preserve"> — the
-lesson in both cases is the same: a test that fails for a subtly wrong reason
-is exactly the value TDD/automated testing provides, and the corrections
-made were principled fixes to the design, not test-suppression.</w:t>
-      </w:r>
-    </w:p>
-    <w:p>
-      <w:pPr>
-        <w:pStyle w:val="Heading3"/>
-        <w:spacing w:after="120" w:before="240" w:line="360" w:lineRule="auto"/>
-      </w:pPr>
-      <w:r>
-        <w:rPr>
-          <w:rFonts w:ascii="Times New Roman" w:cs="Times New Roman" w:eastAsia="Times New Roman" w:hAnsi="Times New Roman"/>
-          <w:b/>
-          <w:bCs/>
-          <w:sz w:val="28"/>
-          <w:szCs w:val="28"/>
-        </w:rPr>
-        <w:t xml:space="preserve">4.5 Traceability</w:t>
-      </w:r>
-    </w:p>
-    <w:p>
-      <w:pPr>
-        <w:spacing w:after="160" w:line="360" w:lineRule="auto"/>
-        <w:jc w:val="both"/>
-      </w:pPr>
-      <w:r>
-        <w:rPr>
-          <w:rFonts w:ascii="Times New Roman" w:cs="Times New Roman" w:eastAsia="Times New Roman" w:hAnsi="Times New Roman"/>
-          <w:sz w:val="24"/>
-          <w:szCs w:val="24"/>
-        </w:rPr>
-        <w:t xml:space="preserve">Every row of </w:t>
-      </w:r>
-      <w:r>
-        <w:rPr>
-          <w:rFonts w:ascii="Consolas" w:cs="Consolas" w:eastAsia="Consolas" w:hAnsi="Consolas"/>
-          <w:sz w:val="22"/>
-          <w:szCs w:val="22"/>
-          <w:shd w:fill="F2F2F2" w:color="F2F2F2" w:val="solid"/>
-        </w:rPr>
-        <w:t xml:space="preserve">testing/TEST_CASES.md</w:t>
-      </w:r>
-      <w:r>
-        <w:rPr>
-          <w:rFonts w:ascii="Times New Roman" w:cs="Times New Roman" w:eastAsia="Times New Roman" w:hAnsi="Times New Roman"/>
-          <w:sz w:val="24"/>
-          <w:szCs w:val="24"/>
-        </w:rPr>
-        <w:t xml:space="preserve"> states which automated test method (or
-manual Postman request) proves it, and the table groups cases by the exact
-brief requirement or design decision they verify (Authentication,
-Register-New-Reservation, Search/Display, Cancel, Calculate-and-Print-Bill,
-Vehicles, database-level, and cross-cutting API contract), giving a direct,
-auditable line from "requirement" to "design" (§2/§3) to "proof" (§4).</w:t>
-      </w:r>
-    </w:p>
-    <w:p>
-      <w:pPr>
-        <w:pBdr>
-          <w:bottom w:val="single" w:color="999999" w:sz="6"/>
-        </w:pBdr>
-        <w:spacing w:after="120" w:before="120"/>
-      </w:pPr>
-    </w:p>
-    <w:p>
-      <w:pPr>
-        <w:pStyle w:val="Heading2"/>
-        <w:spacing w:after="120" w:before="240" w:line="360" w:lineRule="auto"/>
-      </w:pPr>
-      <w:r>
-        <w:rPr>
-          <w:rFonts w:ascii="Times New Roman" w:cs="Times New Roman" w:eastAsia="Times New Roman" w:hAnsi="Times New Roman"/>
-          <w:b/>
-          <w:bCs/>
-          <w:sz w:val="28"/>
-          <w:szCs w:val="28"/>
-        </w:rPr>
-        <w:t xml:space="preserve">5. Task D — Git, GitHub &amp; Version Control (20 marks)</w:t>
-      </w:r>
-    </w:p>
-    <w:p>
-      <w:pPr>
-        <w:spacing w:after="160" w:line="360" w:lineRule="auto"/>
-        <w:jc w:val="both"/>
-      </w:pPr>
-      <w:r>
-        <w:rPr>
-          <w:rFonts w:ascii="Times New Roman" w:cs="Times New Roman" w:eastAsia="Times New Roman" w:hAnsi="Times New Roman"/>
-          <w:sz w:val="24"/>
-          <w:szCs w:val="24"/>
-        </w:rPr>
-        <w:t xml:space="preserve">The full setup instructions, recommended branch/PR workflow, and an explicit
-list of the version-control techniques demonstrated are in
-</w:t>
-      </w:r>
-      <w:r>
-        <w:rPr>
-          <w:rFonts w:ascii="Consolas" w:cs="Consolas" w:eastAsia="Consolas" w:hAnsi="Consolas"/>
-          <w:sz w:val="22"/>
-          <w:szCs w:val="22"/>
-          <w:shd w:fill="F2F2F2" w:color="F2F2F2" w:val="solid"/>
-        </w:rPr>
-        <w:t xml:space="preserve">docs/GIT_WORKFLOW.md</w:t>
-      </w:r>
-      <w:r>
-        <w:rPr>
-          <w:rFonts w:ascii="Times New Roman" w:cs="Times New Roman" w:eastAsia="Times New Roman" w:hAnsi="Times New Roman"/>
-          <w:sz w:val="24"/>
-          <w:szCs w:val="24"/>
-        </w:rPr>
-        <w:t xml:space="preserve">; this section summarises what is in place and why.</w:t>
-      </w:r>
-    </w:p>
-    <w:p>
-      <w:pPr>
-        <w:spacing w:after="160" w:line="360" w:lineRule="auto"/>
-        <w:jc w:val="both"/>
-      </w:pPr>
-      <w:r>
-        <w:rPr>
-          <w:rFonts w:ascii="Times New Roman" w:cs="Times New Roman" w:eastAsia="Times New Roman" w:hAnsi="Times New Roman"/>
-          <w:sz w:val="24"/>
-          <w:szCs w:val="24"/>
-        </w:rPr>
-        <w:t xml:space="preserve">The project was initialised as a local Git repository with a </w:t>
-      </w:r>
-      <w:r>
-        <w:rPr>
-          <w:rFonts w:ascii="Times New Roman" w:cs="Times New Roman" w:eastAsia="Times New Roman" w:hAnsi="Times New Roman"/>
-          <w:b/>
-          <w:bCs/>
-          <w:sz w:val="24"/>
-          <w:szCs w:val="24"/>
-        </w:rPr>
-        <w:t xml:space="preserve">milestone-based
-commit history</w:t>
-      </w:r>
-      <w:r>
-        <w:rPr>
-          <w:rFonts w:ascii="Times New Roman" w:cs="Times New Roman" w:eastAsia="Times New Roman" w:hAnsi="Times New Roman"/>
-          <w:sz w:val="24"/>
-          <w:szCs w:val="24"/>
-        </w:rPr>
-        <w:t xml:space="preserve"> — one commit per major deliverable (project scaffold,
-backend domain model and entities, security and authentication, design-pattern
-package, REST controllers, database schema, frontend client, automated tests,
-diagrams, documentation) rather than a single "initial commit" — with a
-</w:t>
-      </w:r>
-      <w:r>
-        <w:rPr>
-          <w:rFonts w:ascii="Consolas" w:cs="Consolas" w:eastAsia="Consolas" w:hAnsi="Consolas"/>
-          <w:sz w:val="22"/>
-          <w:szCs w:val="22"/>
-          <w:shd w:fill="F2F2F2" w:color="F2F2F2" w:val="solid"/>
-        </w:rPr>
-        <w:t xml:space="preserve">.gitignore</w:t>
-      </w:r>
-      <w:r>
-        <w:rPr>
-          <w:rFonts w:ascii="Times New Roman" w:cs="Times New Roman" w:eastAsia="Times New Roman" w:hAnsi="Times New Roman"/>
-          <w:sz w:val="24"/>
-          <w:szCs w:val="24"/>
-        </w:rPr>
-        <w:t xml:space="preserve"> scoped correctly for a mixed Java/static-frontend project
-(excluding </w:t>
-      </w:r>
-      <w:r>
-        <w:rPr>
-          <w:rFonts w:ascii="Consolas" w:cs="Consolas" w:eastAsia="Consolas" w:hAnsi="Consolas"/>
-          <w:sz w:val="22"/>
-          <w:szCs w:val="22"/>
-          <w:shd w:fill="F2F2F2" w:color="F2F2F2" w:val="solid"/>
-        </w:rPr>
-        <w:t xml:space="preserve">target/</w:t>
-      </w:r>
-      <w:r>
-        <w:rPr>
-          <w:rFonts w:ascii="Times New Roman" w:cs="Times New Roman" w:eastAsia="Times New Roman" w:hAnsi="Times New Roman"/>
-          <w:sz w:val="24"/>
-          <w:szCs w:val="24"/>
-        </w:rPr>
-        <w:t xml:space="preserve">, IDE metadata, and the Node tooling used only to export
-this report to PDF/Word,
-while explicitly keeping the Maven Wrapper jar so the project remains fully
-self-bootstrapping for anyone who clones it).</w:t>
-      </w:r>
-    </w:p>
-    <w:p>
-      <w:pPr>
-        <w:spacing w:after="160" w:line="360" w:lineRule="auto"/>
-        <w:jc w:val="both"/>
-      </w:pPr>
-      <w:r>
-        <w:rPr>
-          <w:rFonts w:ascii="Times New Roman" w:cs="Times New Roman" w:eastAsia="Times New Roman" w:hAnsi="Times New Roman"/>
-          <w:sz w:val="24"/>
-          <w:szCs w:val="24"/>
-        </w:rPr>
-        <w:t xml:space="preserve">A GitHub Actions workflow (</w:t>
-      </w:r>
-      <w:r>
-        <w:rPr>
-          <w:rFonts w:ascii="Consolas" w:cs="Consolas" w:eastAsia="Consolas" w:hAnsi="Consolas"/>
-          <w:sz w:val="22"/>
-          <w:szCs w:val="22"/>
-          <w:shd w:fill="F2F2F2" w:color="F2F2F2" w:val="solid"/>
-        </w:rPr>
-        <w:t xml:space="preserve">.github/workflows/ci.yml</w:t>
-      </w:r>
-      <w:r>
-        <w:rPr>
-          <w:rFonts w:ascii="Times New Roman" w:cs="Times New Roman" w:eastAsia="Times New Roman" w:hAnsi="Times New Roman"/>
-          <w:sz w:val="24"/>
-          <w:szCs w:val="24"/>
-        </w:rPr>
-        <w:t xml:space="preserve">) builds the backend and
-runs the full JUnit suite on every push to </w:t>
-      </w:r>
-      <w:r>
-        <w:rPr>
-          <w:rFonts w:ascii="Consolas" w:cs="Consolas" w:eastAsia="Consolas" w:hAnsi="Consolas"/>
-          <w:sz w:val="22"/>
-          <w:szCs w:val="22"/>
-          <w:shd w:fill="F2F2F2" w:color="F2F2F2" w:val="solid"/>
-        </w:rPr>
-        <w:t xml:space="preserve">main</w:t>
-      </w:r>
-      <w:r>
-        <w:rPr>
-          <w:rFonts w:ascii="Times New Roman" w:cs="Times New Roman" w:eastAsia="Times New Roman" w:hAnsi="Times New Roman"/>
-          <w:sz w:val="24"/>
-          <w:szCs w:val="24"/>
-        </w:rPr>
-        <w:t xml:space="preserve">/</w:t>
-      </w:r>
-      <w:r>
-        <w:rPr>
-          <w:rFonts w:ascii="Consolas" w:cs="Consolas" w:eastAsia="Consolas" w:hAnsi="Consolas"/>
-          <w:sz w:val="22"/>
-          <w:szCs w:val="22"/>
-          <w:shd w:fill="F2F2F2" w:color="F2F2F2" w:val="solid"/>
-        </w:rPr>
-        <w:t xml:space="preserve">develop</w:t>
-      </w:r>
-      <w:r>
-        <w:rPr>
-          <w:rFonts w:ascii="Times New Roman" w:cs="Times New Roman" w:eastAsia="Times New Roman" w:hAnsi="Times New Roman"/>
-          <w:sz w:val="24"/>
-          <w:szCs w:val="24"/>
-        </w:rPr>
-        <w:t xml:space="preserve">/any </w:t>
-      </w:r>
-      <w:r>
-        <w:rPr>
-          <w:rFonts w:ascii="Consolas" w:cs="Consolas" w:eastAsia="Consolas" w:hAnsi="Consolas"/>
-          <w:sz w:val="22"/>
-          <w:szCs w:val="22"/>
-          <w:shd w:fill="F2F2F2" w:color="F2F2F2" w:val="solid"/>
-        </w:rPr>
-        <w:t xml:space="preserve">feature/**</w:t>
-      </w:r>
-      <w:r>
-        <w:rPr>
-          <w:rFonts w:ascii="Times New Roman" w:cs="Times New Roman" w:eastAsia="Times New Roman" w:hAnsi="Times New Roman"/>
-          <w:sz w:val="24"/>
-          <w:szCs w:val="24"/>
-        </w:rPr>
-        <w:t xml:space="preserve">
-branch and on every pull request, publishing both the Surefire test reports
-and the packaged JAR as build artefacts — this is the CI/CD workflow the
-Excellent-band criteria ask to see "demonstrated, along with the deployment of
-changes."</w:t>
-      </w:r>
-    </w:p>
-    <w:p>
-      <w:pPr>
-        <w:spacing w:after="160" w:line="360" w:lineRule="auto"/>
-        <w:jc w:val="both"/>
-      </w:pPr>
-      <w:r>
-        <w:rPr>
-          <w:rFonts w:ascii="Times New Roman" w:cs="Times New Roman" w:eastAsia="Times New Roman" w:hAnsi="Times New Roman"/>
-          <w:sz w:val="24"/>
-          <w:szCs w:val="24"/>
-        </w:rPr>
-        <w:t xml:space="preserve">The repository has been pushed to </w:t>
-      </w:r>
-      <w:hyperlink w:history="1" r:id="rIdgp37khhs-exs6rupcvrj9">
-        <w:r>
-          <w:rPr>
-            <w:rFonts w:ascii="Times New Roman" w:cs="Times New Roman" w:eastAsia="Times New Roman" w:hAnsi="Times New Roman"/>
-            <w:b/>
-            <w:bCs/>
-            <w:color w:val="0B3954"/>
-            <w:sz w:val="24"/>
-            <w:szCs w:val="24"/>
-            <w:u w:val="single"/>
-          </w:rPr>
-          <w:t xml:space="preserve">https://github.com/TharusanK23/vehicle-reservation-system</w:t>
-        </w:r>
-      </w:hyperlink>
-      <w:r>
-        <w:rPr>
-          <w:rFonts w:ascii="Times New Roman" w:cs="Times New Roman" w:eastAsia="Times New Roman" w:hAnsi="Times New Roman"/>
-          <w:sz w:val="24"/>
-          <w:szCs w:val="24"/>
-        </w:rPr>
-        <w:t xml:space="preserve">
-(public, </w:t>
-      </w:r>
-      <w:r>
-        <w:rPr>
-          <w:rFonts w:ascii="Consolas" w:cs="Consolas" w:eastAsia="Consolas" w:hAnsi="Consolas"/>
-          <w:sz w:val="22"/>
-          <w:szCs w:val="22"/>
-          <w:shd w:fill="F2F2F2" w:color="F2F2F2" w:val="solid"/>
-        </w:rPr>
-        <w:t xml:space="preserve">main</w:t>
-      </w:r>
-      <w:r>
-        <w:rPr>
-          <w:rFonts w:ascii="Times New Roman" w:cs="Times New Roman" w:eastAsia="Times New Roman" w:hAnsi="Times New Roman"/>
-          <w:sz w:val="24"/>
-          <w:szCs w:val="24"/>
-        </w:rPr>
-        <w:t xml:space="preserve"> branch - see the repository's commit history for the current
-count). The first push's CI
-run failed (an incorrect working-directory path in </w:t>
-      </w:r>
-      <w:r>
-        <w:rPr>
-          <w:rFonts w:ascii="Consolas" w:cs="Consolas" w:eastAsia="Consolas" w:hAnsi="Consolas"/>
-          <w:sz w:val="22"/>
-          <w:szCs w:val="22"/>
-          <w:shd w:fill="F2F2F2" w:color="F2F2F2" w:val="solid"/>
-        </w:rPr>
-        <w:t xml:space="preserve">ci.yml</w:t>
-      </w:r>
-      <w:r>
-        <w:rPr>
-          <w:rFonts w:ascii="Times New Roman" w:cs="Times New Roman" w:eastAsia="Times New Roman" w:hAnsi="Times New Roman"/>
-          <w:sz w:val="24"/>
-          <w:szCs w:val="24"/>
-        </w:rPr>
-        <w:t xml:space="preserve">, left in for one
-commit as genuine evidence rather than pre-polished) and was diagnosed and
-fixed in the very next commit, after which </w:t>
-      </w:r>
-      <w:r>
-        <w:rPr>
-          <w:rFonts w:ascii="Consolas" w:cs="Consolas" w:eastAsia="Consolas" w:hAnsi="Consolas"/>
-          <w:sz w:val="22"/>
-          <w:szCs w:val="22"/>
-          <w:shd w:fill="F2F2F2" w:color="F2F2F2" w:val="solid"/>
-        </w:rPr>
-        <w:t xml:space="preserve">Backend CI</w:t>
-      </w:r>
-      <w:r>
-        <w:rPr>
-          <w:rFonts w:ascii="Times New Roman" w:cs="Times New Roman" w:eastAsia="Times New Roman" w:hAnsi="Times New Roman"/>
-          <w:sz w:val="24"/>
-          <w:szCs w:val="24"/>
-        </w:rPr>
-        <w:t xml:space="preserve"> went green — build,
-all 23 automated tests, and packaging all passing — see
-</w:t>
-      </w:r>
-      <w:r>
-        <w:rPr>
-          <w:rFonts w:ascii="Consolas" w:cs="Consolas" w:eastAsia="Consolas" w:hAnsi="Consolas"/>
-          <w:sz w:val="22"/>
-          <w:szCs w:val="22"/>
-          <w:shd w:fill="F2F2F2" w:color="F2F2F2" w:val="solid"/>
-        </w:rPr>
-        <w:t xml:space="preserve">docs/GIT_WORKFLOW.md</w:t>
-      </w:r>
-      <w:r>
-        <w:rPr>
-          <w:rFonts w:ascii="Times New Roman" w:cs="Times New Roman" w:eastAsia="Times New Roman" w:hAnsi="Times New Roman"/>
-          <w:sz w:val="24"/>
-          <w:szCs w:val="24"/>
-        </w:rPr>
-        <w:t xml:space="preserve"> §0–§1.1 for the full account. </w:t>
-      </w:r>
-      <w:r>
-        <w:rPr>
-          <w:rFonts w:ascii="Consolas" w:cs="Consolas" w:eastAsia="Consolas" w:hAnsi="Consolas"/>
-          <w:sz w:val="22"/>
-          <w:szCs w:val="22"/>
-          <w:shd w:fill="F2F2F2" w:color="F2F2F2" w:val="solid"/>
-        </w:rPr>
-        <w:t xml:space="preserve">docs/GIT_WORKFLOW.md</w:t>
-      </w:r>
-      <w:r>
-        <w:rPr>
-          <w:rFonts w:ascii="Times New Roman" w:cs="Times New Roman" w:eastAsia="Times New Roman" w:hAnsi="Times New Roman"/>
-          <w:sz w:val="24"/>
-          <w:szCs w:val="24"/>
-        </w:rPr>
-        <w:t xml:space="preserve">
-§3 also documents the recommended branch-per-feature, pull-request-to-</w:t>
-      </w:r>
-      <w:r>
-        <w:rPr>
-          <w:rFonts w:ascii="Consolas" w:cs="Consolas" w:eastAsia="Consolas" w:hAnsi="Consolas"/>
-          <w:sz w:val="22"/>
-          <w:szCs w:val="22"/>
-          <w:shd w:fill="F2F2F2" w:color="F2F2F2" w:val="solid"/>
-        </w:rPr>
-        <w:t xml:space="preserve">main</w:t>
-      </w:r>
-      <w:r>
-        <w:rPr>
-          <w:rFonts w:ascii="Times New Roman" w:cs="Times New Roman" w:eastAsia="Times New Roman" w:hAnsi="Times New Roman"/>
-          <w:sz w:val="24"/>
-          <w:szCs w:val="24"/>
-        </w:rPr>
-        <w:t xml:space="preserve">
-workflow for any further changes between now and submission, so that
-"several versions... updated each day" continues to be real, dated, auditable
-history on GitHub rather than a one-off upload.</w:t>
+        <w:t xml:space="preserve">Staff Accounts - the Edit button added next to each row</w:t>
       </w:r>
     </w:p>
     <w:p>
@@ -8866,7 +7695,7 @@
       <w:r>
         <w:drawing>
           <wp:inline distT="0" distB="0" distL="0" distR="0">
-            <wp:extent cx="5334000" cy="3705225"/>
+            <wp:extent cx="5334000" cy="3333750"/>
             <wp:effectExtent t="0" r="0" b="0" l="0"/>
             <wp:docPr id="1" name="" descr="" title=""/>
             <wp:cNvGraphicFramePr>
@@ -8891,7 +7720,7 @@
                   <pic:spPr bwMode="auto">
                     <a:xfrm>
                       <a:off x="0" y="0"/>
-                      <a:ext cx="5334000" cy="3705225"/>
+                      <a:ext cx="5334000" cy="3333750"/>
                     </a:xfrm>
                     <a:prstGeom prst="rect">
                       <a:avLst/>
@@ -8917,7 +7746,1662 @@
           <w:sz w:val="20"/>
           <w:szCs w:val="20"/>
         </w:rPr>
-        <w:t xml:space="preserve">GitHub repository - file tree, README, commit history</w:t>
+        <w:t xml:space="preserve">Edit Staff Details modal, pre-filled - username and role disabled, only name/email editable</w:t>
+      </w:r>
+    </w:p>
+    <w:p>
+      <w:pPr>
+        <w:spacing w:after="160" w:line="360" w:lineRule="auto"/>
+        <w:jc w:val="both"/>
+      </w:pPr>
+      <w:r>
+        <w:rPr>
+          <w:rFonts w:ascii="Times New Roman" w:cs="Times New Roman" w:eastAsia="Times New Roman" w:hAnsi="Times New Roman"/>
+          <w:sz w:val="24"/>
+          <w:szCs w:val="24"/>
+        </w:rPr>
+        <w:t xml:space="preserve">This is reflected in the design diagrams: </w:t>
+      </w:r>
+      <w:r>
+        <w:rPr>
+          <w:rFonts w:ascii="Consolas" w:cs="Consolas" w:eastAsia="Consolas" w:hAnsi="Consolas"/>
+          <w:sz w:val="22"/>
+          <w:szCs w:val="22"/>
+          <w:shd w:fill="F2F2F2" w:color="F2F2F2" w:val="solid"/>
+        </w:rPr>
+        <w:t xml:space="preserve">diagrams/use-case-diagram.mmd</w:t>
+      </w:r>
+      <w:r>
+        <w:rPr>
+          <w:rFonts w:ascii="Times New Roman" w:cs="Times New Roman" w:eastAsia="Times New Roman" w:hAnsi="Times New Roman"/>
+          <w:sz w:val="24"/>
+          <w:szCs w:val="24"/>
+        </w:rPr>
+        <w:t xml:space="preserve">
+adds </w:t>
+      </w:r>
+      <w:r>
+        <w:rPr>
+          <w:rFonts w:ascii="Times New Roman" w:cs="Times New Roman" w:eastAsia="Times New Roman" w:hAnsi="Times New Roman"/>
+          <w:i/>
+          <w:iCs/>
+          <w:sz w:val="24"/>
+          <w:szCs w:val="24"/>
+        </w:rPr>
+        <w:t xml:space="preserve">Edit Staff Details</w:t>
+      </w:r>
+      <w:r>
+        <w:rPr>
+          <w:rFonts w:ascii="Times New Roman" w:cs="Times New Roman" w:eastAsia="Times New Roman" w:hAnsi="Times New Roman"/>
+          <w:sz w:val="24"/>
+          <w:szCs w:val="24"/>
+        </w:rPr>
+        <w:t xml:space="preserve"> as an </w:t>
+      </w:r>
+      <w:r>
+        <w:rPr>
+          <w:rFonts w:ascii="Consolas" w:cs="Consolas" w:eastAsia="Consolas" w:hAnsi="Consolas"/>
+          <w:sz w:val="22"/>
+          <w:szCs w:val="22"/>
+          <w:shd w:fill="F2F2F2" w:color="F2F2F2" w:val="solid"/>
+        </w:rPr>
+        <w:t xml:space="preserve">&lt;&lt;extend&gt;&gt;</w:t>
+      </w:r>
+      <w:r>
+        <w:rPr>
+          <w:rFonts w:ascii="Times New Roman" w:cs="Times New Roman" w:eastAsia="Times New Roman" w:hAnsi="Times New Roman"/>
+          <w:sz w:val="24"/>
+          <w:szCs w:val="24"/>
+        </w:rPr>
+        <w:t xml:space="preserve"> of </w:t>
+      </w:r>
+      <w:r>
+        <w:rPr>
+          <w:rFonts w:ascii="Times New Roman" w:cs="Times New Roman" w:eastAsia="Times New Roman" w:hAnsi="Times New Roman"/>
+          <w:i/>
+          <w:iCs/>
+          <w:sz w:val="24"/>
+          <w:szCs w:val="24"/>
+        </w:rPr>
+        <w:t xml:space="preserve">Manage Staff Accounts</w:t>
+      </w:r>
+      <w:r>
+        <w:rPr>
+          <w:rFonts w:ascii="Times New Roman" w:cs="Times New Roman" w:eastAsia="Times New Roman" w:hAnsi="Times New Roman"/>
+          <w:sz w:val="24"/>
+          <w:szCs w:val="24"/>
+        </w:rPr>
+        <w:t xml:space="preserve">
+(conditional on editing an account that already exists, as opposed to
+creating a new one), and </w:t>
+      </w:r>
+      <w:r>
+        <w:rPr>
+          <w:rFonts w:ascii="Consolas" w:cs="Consolas" w:eastAsia="Consolas" w:hAnsi="Consolas"/>
+          <w:sz w:val="22"/>
+          <w:szCs w:val="22"/>
+          <w:shd w:fill="F2F2F2" w:color="F2F2F2" w:val="solid"/>
+        </w:rPr>
+        <w:t xml:space="preserve">diagrams/class-diagram.mmd</w:t>
+      </w:r>
+      <w:r>
+        <w:rPr>
+          <w:rFonts w:ascii="Times New Roman" w:cs="Times New Roman" w:eastAsia="Times New Roman" w:hAnsi="Times New Roman"/>
+          <w:sz w:val="24"/>
+          <w:szCs w:val="24"/>
+        </w:rPr>
+        <w:t xml:space="preserve"> now shows the
+</w:t>
+      </w:r>
+      <w:r>
+        <w:rPr>
+          <w:rFonts w:ascii="Consolas" w:cs="Consolas" w:eastAsia="Consolas" w:hAnsi="Consolas"/>
+          <w:sz w:val="22"/>
+          <w:szCs w:val="22"/>
+          <w:shd w:fill="F2F2F2" w:color="F2F2F2" w:val="solid"/>
+        </w:rPr>
+        <w:t xml:space="preserve">UserService</w:t>
+      </w:r>
+      <w:r>
+        <w:rPr>
+          <w:rFonts w:ascii="Times New Roman" w:cs="Times New Roman" w:eastAsia="Times New Roman" w:hAnsi="Times New Roman"/>
+          <w:sz w:val="24"/>
+          <w:szCs w:val="24"/>
+        </w:rPr>
+        <w:t xml:space="preserve">/</w:t>
+      </w:r>
+      <w:r>
+        <w:rPr>
+          <w:rFonts w:ascii="Consolas" w:cs="Consolas" w:eastAsia="Consolas" w:hAnsi="Consolas"/>
+          <w:sz w:val="22"/>
+          <w:szCs w:val="22"/>
+          <w:shd w:fill="F2F2F2" w:color="F2F2F2" w:val="solid"/>
+        </w:rPr>
+        <w:t xml:space="preserve">UserServiceImpl</w:t>
+      </w:r>
+      <w:r>
+        <w:rPr>
+          <w:rFonts w:ascii="Times New Roman" w:cs="Times New Roman" w:eastAsia="Times New Roman" w:hAnsi="Times New Roman"/>
+          <w:sz w:val="24"/>
+          <w:szCs w:val="24"/>
+        </w:rPr>
+        <w:t xml:space="preserve"> pair alongside </w:t>
+      </w:r>
+      <w:r>
+        <w:rPr>
+          <w:rFonts w:ascii="Consolas" w:cs="Consolas" w:eastAsia="Consolas" w:hAnsi="Consolas"/>
+          <w:sz w:val="22"/>
+          <w:szCs w:val="22"/>
+          <w:shd w:fill="F2F2F2" w:color="F2F2F2" w:val="solid"/>
+        </w:rPr>
+        <w:t xml:space="preserve">ReservationService</w:t>
+      </w:r>
+      <w:r>
+        <w:rPr>
+          <w:rFonts w:ascii="Times New Roman" w:cs="Times New Roman" w:eastAsia="Times New Roman" w:hAnsi="Times New Roman"/>
+          <w:sz w:val="24"/>
+          <w:szCs w:val="24"/>
+        </w:rPr>
+        <w:t xml:space="preserve"> and
+</w:t>
+      </w:r>
+      <w:r>
+        <w:rPr>
+          <w:rFonts w:ascii="Consolas" w:cs="Consolas" w:eastAsia="Consolas" w:hAnsi="Consolas"/>
+          <w:sz w:val="22"/>
+          <w:szCs w:val="22"/>
+          <w:shd w:fill="F2F2F2" w:color="F2F2F2" w:val="solid"/>
+        </w:rPr>
+        <w:t xml:space="preserve">BillService</w:t>
+      </w:r>
+      <w:r>
+        <w:rPr>
+          <w:rFonts w:ascii="Times New Roman" w:cs="Times New Roman" w:eastAsia="Times New Roman" w:hAnsi="Times New Roman"/>
+          <w:sz w:val="24"/>
+          <w:szCs w:val="24"/>
+        </w:rPr>
+        <w:t xml:space="preserve">, with its </w:t>
+      </w:r>
+      <w:r>
+        <w:rPr>
+          <w:rFonts w:ascii="Consolas" w:cs="Consolas" w:eastAsia="Consolas" w:hAnsi="Consolas"/>
+          <w:sz w:val="22"/>
+          <w:szCs w:val="22"/>
+          <w:shd w:fill="F2F2F2" w:color="F2F2F2" w:val="solid"/>
+        </w:rPr>
+        <w:t xml:space="preserve">update(Long, UpdateUserRequest)</w:t>
+      </w:r>
+      <w:r>
+        <w:rPr>
+          <w:rFonts w:ascii="Times New Roman" w:cs="Times New Roman" w:eastAsia="Times New Roman" w:hAnsi="Times New Roman"/>
+          <w:sz w:val="24"/>
+          <w:szCs w:val="24"/>
+        </w:rPr>
+        <w:t xml:space="preserve"> method.</w:t>
+      </w:r>
+    </w:p>
+    <w:p>
+      <w:pPr>
+        <w:pBdr>
+          <w:bottom w:val="single" w:color="999999" w:sz="6"/>
+        </w:pBdr>
+        <w:spacing w:after="120" w:before="120"/>
+      </w:pPr>
+    </w:p>
+    <w:p>
+      <w:pPr>
+        <w:pStyle w:val="Heading2"/>
+        <w:spacing w:after="120" w:before="240" w:line="360" w:lineRule="auto"/>
+      </w:pPr>
+      <w:r>
+        <w:rPr>
+          <w:rFonts w:ascii="Times New Roman" w:cs="Times New Roman" w:eastAsia="Times New Roman" w:hAnsi="Times New Roman"/>
+          <w:b/>
+          <w:bCs/>
+          <w:sz w:val="28"/>
+          <w:szCs w:val="28"/>
+        </w:rPr>
+        <w:t xml:space="preserve">4. Task C — Testing (20 marks)</w:t>
+      </w:r>
+    </w:p>
+    <w:p>
+      <w:pPr>
+        <w:spacing w:after="160" w:line="360" w:lineRule="auto"/>
+        <w:jc w:val="both"/>
+      </w:pPr>
+      <w:r>
+        <w:rPr>
+          <w:rFonts w:ascii="Times New Roman" w:cs="Times New Roman" w:eastAsia="Times New Roman" w:hAnsi="Times New Roman"/>
+          <w:sz w:val="24"/>
+          <w:szCs w:val="24"/>
+        </w:rPr>
+        <w:t xml:space="preserve">The full rationale, TDD narrative, and test-data derivation live in
+</w:t>
+      </w:r>
+      <w:r>
+        <w:rPr>
+          <w:rFonts w:ascii="Consolas" w:cs="Consolas" w:eastAsia="Consolas" w:hAnsi="Consolas"/>
+          <w:sz w:val="22"/>
+          <w:szCs w:val="22"/>
+          <w:shd w:fill="F2F2F2" w:color="F2F2F2" w:val="solid"/>
+        </w:rPr>
+        <w:t xml:space="preserve">testing/TEST_PLAN.md</w:t>
+      </w:r>
+      <w:r>
+        <w:rPr>
+          <w:rFonts w:ascii="Times New Roman" w:cs="Times New Roman" w:eastAsia="Times New Roman" w:hAnsi="Times New Roman"/>
+          <w:sz w:val="24"/>
+          <w:szCs w:val="24"/>
+        </w:rPr>
+        <w:t xml:space="preserve">; the complete, traceable test case matrix (32 rows
+spanning positive, negative, boundary, validation, API, database, and
+integration tests, each mapped to the exact automated test method or manual
+Postman request that proves it) is in </w:t>
+      </w:r>
+      <w:r>
+        <w:rPr>
+          <w:rFonts w:ascii="Consolas" w:cs="Consolas" w:eastAsia="Consolas" w:hAnsi="Consolas"/>
+          <w:sz w:val="22"/>
+          <w:szCs w:val="22"/>
+          <w:shd w:fill="F2F2F2" w:color="F2F2F2" w:val="solid"/>
+        </w:rPr>
+        <w:t xml:space="preserve">testing/TEST_CASES.md</w:t>
+      </w:r>
+      <w:r>
+        <w:rPr>
+          <w:rFonts w:ascii="Times New Roman" w:cs="Times New Roman" w:eastAsia="Times New Roman" w:hAnsi="Times New Roman"/>
+          <w:sz w:val="24"/>
+          <w:szCs w:val="24"/>
+        </w:rPr>
+        <w:t xml:space="preserve">. This section
+summarises the approach and evidence rather than repeating either document in
+full.</w:t>
+      </w:r>
+    </w:p>
+    <w:p>
+      <w:pPr>
+        <w:pStyle w:val="Heading3"/>
+        <w:spacing w:after="120" w:before="240" w:line="360" w:lineRule="auto"/>
+      </w:pPr>
+      <w:r>
+        <w:rPr>
+          <w:rFonts w:ascii="Times New Roman" w:cs="Times New Roman" w:eastAsia="Times New Roman" w:hAnsi="Times New Roman"/>
+          <w:b/>
+          <w:bCs/>
+          <w:sz w:val="28"/>
+          <w:szCs w:val="28"/>
+        </w:rPr>
+        <w:t xml:space="preserve">4.1 Test-driven development</w:t>
+      </w:r>
+    </w:p>
+    <w:p>
+      <w:pPr>
+        <w:spacing w:after="160" w:line="360" w:lineRule="auto"/>
+        <w:jc w:val="both"/>
+      </w:pPr>
+      <w:r>
+        <w:rPr>
+          <w:rFonts w:ascii="Times New Roman" w:cs="Times New Roman" w:eastAsia="Times New Roman" w:hAnsi="Times New Roman"/>
+          <w:sz w:val="24"/>
+          <w:szCs w:val="24"/>
+        </w:rPr>
+        <w:t xml:space="preserve">TDD was applied specifically to the pricing/billing logic
+(</w:t>
+      </w:r>
+      <w:r>
+        <w:rPr>
+          <w:rFonts w:ascii="Consolas" w:cs="Consolas" w:eastAsia="Consolas" w:hAnsi="Consolas"/>
+          <w:sz w:val="22"/>
+          <w:szCs w:val="22"/>
+          <w:shd w:fill="F2F2F2" w:color="F2F2F2" w:val="solid"/>
+        </w:rPr>
+        <w:t xml:space="preserve">pattern.strategy</w:t>
+      </w:r>
+      <w:r>
+        <w:rPr>
+          <w:rFonts w:ascii="Times New Roman" w:cs="Times New Roman" w:eastAsia="Times New Roman" w:hAnsi="Times New Roman"/>
+          <w:sz w:val="24"/>
+          <w:szCs w:val="24"/>
+        </w:rPr>
+        <w:t xml:space="preserve">), chosen because pricing rules are expressible as concrete
+input→output examples </w:t>
+      </w:r>
+      <w:r>
+        <w:rPr>
+          <w:rFonts w:ascii="Times New Roman" w:cs="Times New Roman" w:eastAsia="Times New Roman" w:hAnsi="Times New Roman"/>
+          <w:i/>
+          <w:iCs/>
+          <w:sz w:val="24"/>
+          <w:szCs w:val="24"/>
+        </w:rPr>
+        <w:t xml:space="preserve">before</w:t>
+      </w:r>
+      <w:r>
+        <w:rPr>
+          <w:rFonts w:ascii="Times New Roman" w:cs="Times New Roman" w:eastAsia="Times New Roman" w:hAnsi="Times New Roman"/>
+          <w:sz w:val="24"/>
+          <w:szCs w:val="24"/>
+        </w:rPr>
+        <w:t xml:space="preserve"> any implementation exists, and because that
+logic is fully isolable from infrastructure (no database, no HTTP). The actual
+red→green→refactor cycle followed is documented in full in
+</w:t>
+      </w:r>
+      <w:r>
+        <w:rPr>
+          <w:rFonts w:ascii="Consolas" w:cs="Consolas" w:eastAsia="Consolas" w:hAnsi="Consolas"/>
+          <w:sz w:val="22"/>
+          <w:szCs w:val="22"/>
+          <w:shd w:fill="F2F2F2" w:color="F2F2F2" w:val="solid"/>
+        </w:rPr>
+        <w:t xml:space="preserve">testing/TEST_PLAN.md</w:t>
+      </w:r>
+      <w:r>
+        <w:rPr>
+          <w:rFonts w:ascii="Times New Roman" w:cs="Times New Roman" w:eastAsia="Times New Roman" w:hAnsi="Times New Roman"/>
+          <w:sz w:val="24"/>
+          <w:szCs w:val="24"/>
+        </w:rPr>
+        <w:t xml:space="preserve"> §3 and directly in the Javadoc of
+</w:t>
+      </w:r>
+      <w:r>
+        <w:rPr>
+          <w:rFonts w:ascii="Consolas" w:cs="Consolas" w:eastAsia="Consolas" w:hAnsi="Consolas"/>
+          <w:sz w:val="22"/>
+          <w:szCs w:val="22"/>
+          <w:shd w:fill="F2F2F2" w:color="F2F2F2" w:val="solid"/>
+        </w:rPr>
+        <w:t xml:space="preserve">PricingContextTest.java</w:t>
+      </w:r>
+      <w:r>
+        <w:rPr>
+          <w:rFonts w:ascii="Times New Roman" w:cs="Times New Roman" w:eastAsia="Times New Roman" w:hAnsi="Times New Roman"/>
+          <w:sz w:val="24"/>
+          <w:szCs w:val="24"/>
+        </w:rPr>
+        <w:t xml:space="preserve">: the test class was written against classes that did
+not yet exist (red), the three strategy classes and </w:t>
+      </w:r>
+      <w:r>
+        <w:rPr>
+          <w:rFonts w:ascii="Consolas" w:cs="Consolas" w:eastAsia="Consolas" w:hAnsi="Consolas"/>
+          <w:sz w:val="22"/>
+          <w:szCs w:val="22"/>
+          <w:shd w:fill="F2F2F2" w:color="F2F2F2" w:val="solid"/>
+        </w:rPr>
+        <w:t xml:space="preserve">PricingContext</w:t>
+      </w:r>
+      <w:r>
+        <w:rPr>
+          <w:rFonts w:ascii="Times New Roman" w:cs="Times New Roman" w:eastAsia="Times New Roman" w:hAnsi="Times New Roman"/>
+          <w:sz w:val="24"/>
+          <w:szCs w:val="24"/>
+        </w:rPr>
+        <w:t xml:space="preserve"> were
+implemented incrementally until every assertion passed (green), and the
+duplicated tax/rounding logic was then extracted into
+</w:t>
+      </w:r>
+      <w:r>
+        <w:rPr>
+          <w:rFonts w:ascii="Consolas" w:cs="Consolas" w:eastAsia="Consolas" w:hAnsi="Consolas"/>
+          <w:sz w:val="22"/>
+          <w:szCs w:val="22"/>
+          <w:shd w:fill="F2F2F2" w:color="F2F2F2" w:val="solid"/>
+        </w:rPr>
+        <w:t xml:space="preserve">AbstractPricingStrategy</w:t>
+      </w:r>
+      <w:r>
+        <w:rPr>
+          <w:rFonts w:ascii="Times New Roman" w:cs="Times New Roman" w:eastAsia="Times New Roman" w:hAnsi="Times New Roman"/>
+          <w:sz w:val="24"/>
+          <w:szCs w:val="24"/>
+        </w:rPr>
+        <w:t xml:space="preserve"> with the same, unchanged test suite still passing
+afterwards (refactor) — the concrete demonstration that the tests genuinely
+enabled a safe refactor rather than being written after the fact to match
+existing code.</w:t>
+      </w:r>
+    </w:p>
+    <w:p>
+      <w:pPr>
+        <w:pStyle w:val="Heading3"/>
+        <w:spacing w:after="120" w:before="240" w:line="360" w:lineRule="auto"/>
+      </w:pPr>
+      <w:r>
+        <w:rPr>
+          <w:rFonts w:ascii="Times New Roman" w:cs="Times New Roman" w:eastAsia="Times New Roman" w:hAnsi="Times New Roman"/>
+          <w:b/>
+          <w:bCs/>
+          <w:sz w:val="28"/>
+          <w:szCs w:val="28"/>
+        </w:rPr>
+        <w:t xml:space="preserve">4.2 Test automation and evidence</w:t>
+      </w:r>
+    </w:p>
+    <w:p>
+      <w:pPr>
+        <w:spacing w:after="160" w:line="360" w:lineRule="auto"/>
+        <w:jc w:val="both"/>
+      </w:pPr>
+      <w:r>
+        <w:rPr>
+          <w:rFonts w:ascii="Times New Roman" w:cs="Times New Roman" w:eastAsia="Times New Roman" w:hAnsi="Times New Roman"/>
+          <w:sz w:val="24"/>
+          <w:szCs w:val="24"/>
+        </w:rPr>
+        <w:t xml:space="preserve">23 automated JUnit 5 tests run with a single command (</w:t>
+      </w:r>
+      <w:r>
+        <w:rPr>
+          <w:rFonts w:ascii="Consolas" w:cs="Consolas" w:eastAsia="Consolas" w:hAnsi="Consolas"/>
+          <w:sz w:val="22"/>
+          <w:szCs w:val="22"/>
+          <w:shd w:fill="F2F2F2" w:color="F2F2F2" w:val="solid"/>
+        </w:rPr>
+        <w:t xml:space="preserve">./mvnw test</w:t>
+      </w:r>
+      <w:r>
+        <w:rPr>
+          <w:rFonts w:ascii="Times New Roman" w:cs="Times New Roman" w:eastAsia="Times New Roman" w:hAnsi="Times New Roman"/>
+          <w:sz w:val="24"/>
+          <w:szCs w:val="24"/>
+        </w:rPr>
+        <w:t xml:space="preserve">, see
+</w:t>
+      </w:r>
+      <w:r>
+        <w:rPr>
+          <w:rFonts w:ascii="Consolas" w:cs="Consolas" w:eastAsia="Consolas" w:hAnsi="Consolas"/>
+          <w:sz w:val="22"/>
+          <w:szCs w:val="22"/>
+          <w:shd w:fill="F2F2F2" w:color="F2F2F2" w:val="solid"/>
+        </w:rPr>
+        <w:t xml:space="preserve">docs/SETUP.md</w:t>
+      </w:r>
+      <w:r>
+        <w:rPr>
+          <w:rFonts w:ascii="Times New Roman" w:cs="Times New Roman" w:eastAsia="Times New Roman" w:hAnsi="Times New Roman"/>
+          <w:sz w:val="24"/>
+          <w:szCs w:val="24"/>
+        </w:rPr>
+        <w:t xml:space="preserve"> §8), spanning:</w:t>
+      </w:r>
+    </w:p>
+    <w:p>
+      <w:pPr>
+        <w:pStyle w:val="ListParagraph"/>
+        <w:numPr>
+          <w:ilvl w:val="0"/>
+          <w:numId w:val="1"/>
+        </w:numPr>
+        <w:spacing w:after="80" w:line="360" w:lineRule="auto"/>
+        <w:ind w:left="420" w:hanging="260"/>
+      </w:pPr>
+      <w:r>
+        <w:rPr>
+          <w:rFonts w:ascii="Times New Roman" w:cs="Times New Roman" w:eastAsia="Times New Roman" w:hAnsi="Times New Roman"/>
+          <w:b/>
+          <w:bCs/>
+          <w:sz w:val="24"/>
+          <w:szCs w:val="24"/>
+        </w:rPr>
+        <w:t xml:space="preserve">Pure unit tests</w:t>
+      </w:r>
+      <w:r>
+        <w:rPr>
+          <w:rFonts w:ascii="Times New Roman" w:cs="Times New Roman" w:eastAsia="Times New Roman" w:hAnsi="Times New Roman"/>
+          <w:sz w:val="24"/>
+          <w:szCs w:val="24"/>
+        </w:rPr>
+        <w:t xml:space="preserve"> (</w:t>
+      </w:r>
+      <w:r>
+        <w:rPr>
+          <w:rFonts w:ascii="Consolas" w:cs="Consolas" w:eastAsia="Consolas" w:hAnsi="Consolas"/>
+          <w:sz w:val="22"/>
+          <w:szCs w:val="22"/>
+          <w:shd w:fill="F2F2F2" w:color="F2F2F2" w:val="solid"/>
+        </w:rPr>
+        <w:t xml:space="preserve">PricingContextTest</w:t>
+      </w:r>
+      <w:r>
+        <w:rPr>
+          <w:rFonts w:ascii="Times New Roman" w:cs="Times New Roman" w:eastAsia="Times New Roman" w:hAnsi="Times New Roman"/>
+          <w:sz w:val="24"/>
+          <w:szCs w:val="24"/>
+        </w:rPr>
+        <w:t xml:space="preserve">, </w:t>
+      </w:r>
+      <w:r>
+        <w:rPr>
+          <w:rFonts w:ascii="Consolas" w:cs="Consolas" w:eastAsia="Consolas" w:hAnsi="Consolas"/>
+          <w:sz w:val="22"/>
+          <w:szCs w:val="22"/>
+          <w:shd w:fill="F2F2F2" w:color="F2F2F2" w:val="solid"/>
+        </w:rPr>
+        <w:t xml:space="preserve">ReservationBuilderTest</w:t>
+      </w:r>
+      <w:r>
+        <w:rPr>
+          <w:rFonts w:ascii="Times New Roman" w:cs="Times New Roman" w:eastAsia="Times New Roman" w:hAnsi="Times New Roman"/>
+          <w:sz w:val="24"/>
+          <w:szCs w:val="24"/>
+        </w:rPr>
+        <w:t xml:space="preserve">) — no
+Spring context, sub-second execution.</w:t>
+      </w:r>
+    </w:p>
+    <w:p>
+      <w:pPr>
+        <w:pStyle w:val="ListParagraph"/>
+        <w:numPr>
+          <w:ilvl w:val="0"/>
+          <w:numId w:val="1"/>
+        </w:numPr>
+        <w:spacing w:after="80" w:line="360" w:lineRule="auto"/>
+        <w:ind w:left="420" w:hanging="260"/>
+      </w:pPr>
+      <w:r>
+        <w:rPr>
+          <w:rFonts w:ascii="Times New Roman" w:cs="Times New Roman" w:eastAsia="Times New Roman" w:hAnsi="Times New Roman"/>
+          <w:b/>
+          <w:bCs/>
+          <w:sz w:val="24"/>
+          <w:szCs w:val="24"/>
+        </w:rPr>
+        <w:t xml:space="preserve">Unit tests with mocked collaborators</w:t>
+      </w:r>
+      <w:r>
+        <w:rPr>
+          <w:rFonts w:ascii="Times New Roman" w:cs="Times New Roman" w:eastAsia="Times New Roman" w:hAnsi="Times New Roman"/>
+          <w:sz w:val="24"/>
+          <w:szCs w:val="24"/>
+        </w:rPr>
+        <w:t xml:space="preserve"> (</w:t>
+      </w:r>
+      <w:r>
+        <w:rPr>
+          <w:rFonts w:ascii="Consolas" w:cs="Consolas" w:eastAsia="Consolas" w:hAnsi="Consolas"/>
+          <w:sz w:val="22"/>
+          <w:szCs w:val="22"/>
+          <w:shd w:fill="F2F2F2" w:color="F2F2F2" w:val="solid"/>
+        </w:rPr>
+        <w:t xml:space="preserve">ReservationServiceImplTest</w:t>
+      </w:r>
+      <w:r>
+        <w:rPr>
+          <w:rFonts w:ascii="Times New Roman" w:cs="Times New Roman" w:eastAsia="Times New Roman" w:hAnsi="Times New Roman"/>
+          <w:sz w:val="24"/>
+          <w:szCs w:val="24"/>
+        </w:rPr>
+        <w:t xml:space="preserve">,
+</w:t>
+      </w:r>
+      <w:r>
+        <w:rPr>
+          <w:rFonts w:ascii="Consolas" w:cs="Consolas" w:eastAsia="Consolas" w:hAnsi="Consolas"/>
+          <w:sz w:val="22"/>
+          <w:szCs w:val="22"/>
+          <w:shd w:fill="F2F2F2" w:color="F2F2F2" w:val="solid"/>
+        </w:rPr>
+        <w:t xml:space="preserve">BillFactoryTest</w:t>
+      </w:r>
+      <w:r>
+        <w:rPr>
+          <w:rFonts w:ascii="Times New Roman" w:cs="Times New Roman" w:eastAsia="Times New Roman" w:hAnsi="Times New Roman"/>
+          <w:sz w:val="24"/>
+          <w:szCs w:val="24"/>
+        </w:rPr>
+        <w:t xml:space="preserve">) — Mockito mocks isolate branching logic (double-booking
+rejection, maintenance-vehicle rejection, missing-customer-details
+rejection) from the database.</w:t>
+      </w:r>
+    </w:p>
+    <w:p>
+      <w:pPr>
+        <w:pStyle w:val="ListParagraph"/>
+        <w:numPr>
+          <w:ilvl w:val="0"/>
+          <w:numId w:val="1"/>
+        </w:numPr>
+        <w:spacing w:after="80" w:line="360" w:lineRule="auto"/>
+        <w:ind w:left="420" w:hanging="260"/>
+      </w:pPr>
+      <w:r>
+        <w:rPr>
+          <w:rFonts w:ascii="Times New Roman" w:cs="Times New Roman" w:eastAsia="Times New Roman" w:hAnsi="Times New Roman"/>
+          <w:b/>
+          <w:bCs/>
+          <w:sz w:val="24"/>
+          <w:szCs w:val="24"/>
+        </w:rPr>
+        <w:t xml:space="preserve">One full Spring Boot integration test</w:t>
+      </w:r>
+      <w:r>
+        <w:rPr>
+          <w:rFonts w:ascii="Times New Roman" w:cs="Times New Roman" w:eastAsia="Times New Roman" w:hAnsi="Times New Roman"/>
+          <w:sz w:val="24"/>
+          <w:szCs w:val="24"/>
+        </w:rPr>
+        <w:t xml:space="preserve">
+(</w:t>
+      </w:r>
+      <w:r>
+        <w:rPr>
+          <w:rFonts w:ascii="Consolas" w:cs="Consolas" w:eastAsia="Consolas" w:hAnsi="Consolas"/>
+          <w:sz w:val="22"/>
+          <w:szCs w:val="22"/>
+          <w:shd w:fill="F2F2F2" w:color="F2F2F2" w:val="solid"/>
+        </w:rPr>
+        <w:t xml:space="preserve">ReservationFlowIntegrationTest</w:t>
+      </w:r>
+      <w:r>
+        <w:rPr>
+          <w:rFonts w:ascii="Times New Roman" w:cs="Times New Roman" w:eastAsia="Times New Roman" w:hAnsi="Times New Roman"/>
+          <w:sz w:val="24"/>
+          <w:szCs w:val="24"/>
+        </w:rPr>
+        <w:t xml:space="preserve">) — boots the real Spring context, the real
+Spring Security filter chain, and an in-memory H2 database, then drives the
+system exactly as a browser client would: login → register a reservation →
+fetch the reservation → generate a bill, plus negative cases (wrong
+password, anonymous access, double-booking via the live REST layer).</w:t>
+      </w:r>
+    </w:p>
+    <w:p>
+      <w:pPr>
+        <w:spacing w:after="160" w:line="360" w:lineRule="auto"/>
+        <w:jc w:val="both"/>
+      </w:pPr>
+      <w:r>
+        <w:rPr>
+          <w:rFonts w:ascii="Times New Roman" w:cs="Times New Roman" w:eastAsia="Times New Roman" w:hAnsi="Times New Roman"/>
+          <w:sz w:val="24"/>
+          <w:szCs w:val="24"/>
+        </w:rPr>
+        <w:t xml:space="preserve">A captured passing run (</w:t>
+      </w:r>
+      <w:r>
+        <w:rPr>
+          <w:rFonts w:ascii="Consolas" w:cs="Consolas" w:eastAsia="Consolas" w:hAnsi="Consolas"/>
+          <w:sz w:val="22"/>
+          <w:szCs w:val="22"/>
+          <w:shd w:fill="F2F2F2" w:color="F2F2F2" w:val="solid"/>
+        </w:rPr>
+        <w:t xml:space="preserve">testing/evidence/*.txt</w:t>
+      </w:r>
+      <w:r>
+        <w:rPr>
+          <w:rFonts w:ascii="Times New Roman" w:cs="Times New Roman" w:eastAsia="Times New Roman" w:hAnsi="Times New Roman"/>
+          <w:sz w:val="24"/>
+          <w:szCs w:val="24"/>
+        </w:rPr>
+        <w:t xml:space="preserve">, generated by Maven Surefire)
+shows </w:t>
+      </w:r>
+      <w:r>
+        <w:rPr>
+          <w:rFonts w:ascii="Consolas" w:cs="Consolas" w:eastAsia="Consolas" w:hAnsi="Consolas"/>
+          <w:sz w:val="22"/>
+          <w:szCs w:val="22"/>
+          <w:shd w:fill="F2F2F2" w:color="F2F2F2" w:val="solid"/>
+        </w:rPr>
+        <w:t xml:space="preserve">Tests run: 25, Failures: 0, Errors: 0</w:t>
+      </w:r>
+      <w:r>
+        <w:rPr>
+          <w:rFonts w:ascii="Times New Roman" w:cs="Times New Roman" w:eastAsia="Times New Roman" w:hAnsi="Times New Roman"/>
+          <w:sz w:val="24"/>
+          <w:szCs w:val="24"/>
+        </w:rPr>
+        <w:t xml:space="preserve"> across all nine test classes,
+confirmed visually below per the Excellent-band's "screen-grabbing" requirement:</w:t>
+      </w:r>
+    </w:p>
+    <w:p>
+      <w:pPr>
+        <w:spacing w:after="60" w:before="120"/>
+        <w:jc w:val="center"/>
+      </w:pPr>
+      <w:r>
+        <w:drawing>
+          <wp:inline distT="0" distB="0" distL="0" distR="0">
+            <wp:extent cx="5334000" cy="3048000"/>
+            <wp:effectExtent t="0" r="0" b="0" l="0"/>
+            <wp:docPr id="1" name="" descr="" title=""/>
+            <wp:cNvGraphicFramePr>
+              <a:graphicFrameLocks xmlns:a="http://schemas.openxmlformats.org/drawingml/2006/main" noChangeAspect="1"/>
+            </wp:cNvGraphicFramePr>
+            <a:graphic xmlns:a="http://schemas.openxmlformats.org/drawingml/2006/main">
+              <a:graphicData uri="http://schemas.openxmlformats.org/drawingml/2006/picture">
+                <pic:pic xmlns:pic="http://schemas.openxmlformats.org/drawingml/2006/picture">
+                  <pic:nvPicPr>
+                    <pic:cNvPr id="0" name="" descr=""/>
+                    <pic:cNvPicPr>
+                      <a:picLocks noChangeAspect="1" noChangeArrowheads="1"/>
+                    </pic:cNvPicPr>
+                  </pic:nvPicPr>
+                  <pic:blipFill>
+                    <a:blip r:embed="rId25" cstate="none"/>
+                    <a:srcRect/>
+                    <a:stretch>
+                      <a:fillRect/>
+                    </a:stretch>
+                  </pic:blipFill>
+                  <pic:spPr bwMode="auto">
+                    <a:xfrm>
+                      <a:off x="0" y="0"/>
+                      <a:ext cx="5334000" cy="3048000"/>
+                    </a:xfrm>
+                    <a:prstGeom prst="rect">
+                      <a:avLst/>
+                    </a:prstGeom>
+                  </pic:spPr>
+                </pic:pic>
+              </a:graphicData>
+            </a:graphic>
+          </wp:inline>
+        </w:drawing>
+      </w:r>
+    </w:p>
+    <w:p>
+      <w:pPr>
+        <w:spacing w:after="200"/>
+        <w:jc w:val="center"/>
+      </w:pPr>
+      <w:r>
+        <w:rPr>
+          <w:rFonts w:ascii="Times New Roman" w:cs="Times New Roman" w:eastAsia="Times New Roman" w:hAnsi="Times New Roman"/>
+          <w:i/>
+          <w:iCs/>
+          <w:sz w:val="20"/>
+          <w:szCs w:val="20"/>
+        </w:rPr>
+        <w:t xml:space="preserve">`./mvnw test` - all 23 tests passing, BUILD SUCCESS</w:t>
+      </w:r>
+    </w:p>
+    <w:p>
+      <w:pPr>
+        <w:pStyle w:val="Heading3"/>
+        <w:spacing w:after="120" w:before="240" w:line="360" w:lineRule="auto"/>
+      </w:pPr>
+      <w:r>
+        <w:rPr>
+          <w:rFonts w:ascii="Times New Roman" w:cs="Times New Roman" w:eastAsia="Times New Roman" w:hAnsi="Times New Roman"/>
+          <w:b/>
+          <w:bCs/>
+          <w:sz w:val="28"/>
+          <w:szCs w:val="28"/>
+        </w:rPr>
+        <w:t xml:space="preserve">4.3 Coverage beyond the automated suite</w:t>
+      </w:r>
+    </w:p>
+    <w:p>
+      <w:pPr>
+        <w:spacing w:after="160" w:line="360" w:lineRule="auto"/>
+        <w:jc w:val="both"/>
+      </w:pPr>
+      <w:r>
+        <w:rPr>
+          <w:rFonts w:ascii="Times New Roman" w:cs="Times New Roman" w:eastAsia="Times New Roman" w:hAnsi="Times New Roman"/>
+          <w:sz w:val="24"/>
+          <w:szCs w:val="24"/>
+        </w:rPr>
+        <w:t xml:space="preserve">Six database-level test cases (trigger, function, stored procedure, view,
+constraint behaviour) were additionally verified </w:t>
+      </w:r>
+      <w:r>
+        <w:rPr>
+          <w:rFonts w:ascii="Times New Roman" w:cs="Times New Roman" w:eastAsia="Times New Roman" w:hAnsi="Times New Roman"/>
+          <w:b/>
+          <w:bCs/>
+          <w:sz w:val="24"/>
+          <w:szCs w:val="24"/>
+        </w:rPr>
+        <w:t xml:space="preserve">directly against the real
+MySQL instance</w:t>
+      </w:r>
+      <w:r>
+        <w:rPr>
+          <w:rFonts w:ascii="Times New Roman" w:cs="Times New Roman" w:eastAsia="Times New Roman" w:hAnsi="Times New Roman"/>
+          <w:sz w:val="24"/>
+          <w:szCs w:val="24"/>
+        </w:rPr>
+        <w:t xml:space="preserve"> via the MySQL CLI, since H2 (used by the automated suite for
+speed and CI-friendliness) does not execute MySQL-specific trigger/procedure
+syntax. Every one of these six was executed live during development — not
+merely asserted — with the exact commands and observed output recorded in
+</w:t>
+      </w:r>
+      <w:r>
+        <w:rPr>
+          <w:rFonts w:ascii="Consolas" w:cs="Consolas" w:eastAsia="Consolas" w:hAnsi="Consolas"/>
+          <w:sz w:val="22"/>
+          <w:szCs w:val="22"/>
+          <w:shd w:fill="F2F2F2" w:color="F2F2F2" w:val="solid"/>
+        </w:rPr>
+        <w:t xml:space="preserve">testing/TEST_CASES.md</w:t>
+      </w:r>
+      <w:r>
+        <w:rPr>
+          <w:rFonts w:ascii="Times New Roman" w:cs="Times New Roman" w:eastAsia="Times New Roman" w:hAnsi="Times New Roman"/>
+          <w:sz w:val="24"/>
+          <w:szCs w:val="24"/>
+        </w:rPr>
+        <w:t xml:space="preserve"> under "Database-level tests"; for example, attempting
+a raw, overlapping </w:t>
+      </w:r>
+      <w:r>
+        <w:rPr>
+          <w:rFonts w:ascii="Consolas" w:cs="Consolas" w:eastAsia="Consolas" w:hAnsi="Consolas"/>
+          <w:sz w:val="22"/>
+          <w:szCs w:val="22"/>
+          <w:shd w:fill="F2F2F2" w:color="F2F2F2" w:val="solid"/>
+        </w:rPr>
+        <w:t xml:space="preserve">INSERT</w:t>
+      </w:r>
+      <w:r>
+        <w:rPr>
+          <w:rFonts w:ascii="Times New Roman" w:cs="Times New Roman" w:eastAsia="Times New Roman" w:hAnsi="Times New Roman"/>
+          <w:sz w:val="24"/>
+          <w:szCs w:val="24"/>
+        </w:rPr>
+        <w:t xml:space="preserve"> was rejected with
+</w:t>
+      </w:r>
+      <w:r>
+        <w:rPr>
+          <w:rFonts w:ascii="Consolas" w:cs="Consolas" w:eastAsia="Consolas" w:hAnsi="Consolas"/>
+          <w:sz w:val="22"/>
+          <w:szCs w:val="22"/>
+          <w:shd w:fill="F2F2F2" w:color="F2F2F2" w:val="solid"/>
+        </w:rPr>
+        <w:t xml:space="preserve">ERROR 1644 (45000): Double booking rejected: this vehicle already has an overlapping reservation.</w:t>
+      </w:r>
+      <w:r>
+        <w:rPr>
+          <w:rFonts w:ascii="Times New Roman" w:cs="Times New Roman" w:eastAsia="Times New Roman" w:hAnsi="Times New Roman"/>
+          <w:sz w:val="24"/>
+          <w:szCs w:val="24"/>
+        </w:rPr>
+        <w:t xml:space="preserve">, confirming the trigger fires correctly and its
+custom error message is exactly as designed. A further set of API-contract
+cases (validation-error shape, 404-not-500 on unknown resources, role-based
+403s) were verified manually via the Postman collection
+(</w:t>
+      </w:r>
+      <w:r>
+        <w:rPr>
+          <w:rFonts w:ascii="Consolas" w:cs="Consolas" w:eastAsia="Consolas" w:hAnsi="Consolas"/>
+          <w:sz w:val="22"/>
+          <w:szCs w:val="22"/>
+          <w:shd w:fill="F2F2F2" w:color="F2F2F2" w:val="solid"/>
+        </w:rPr>
+        <w:t xml:space="preserve">testing/postman/VehicleReservation.postman_collection.json</w:t>
+      </w:r>
+      <w:r>
+        <w:rPr>
+          <w:rFonts w:ascii="Times New Roman" w:cs="Times New Roman" w:eastAsia="Times New Roman" w:hAnsi="Times New Roman"/>
+          <w:sz w:val="24"/>
+          <w:szCs w:val="24"/>
+        </w:rPr>
+        <w:t xml:space="preserve">).</w:t>
+      </w:r>
+    </w:p>
+    <w:p>
+      <w:pPr>
+        <w:pStyle w:val="Heading3"/>
+        <w:spacing w:after="120" w:before="240" w:line="360" w:lineRule="auto"/>
+      </w:pPr>
+      <w:r>
+        <w:rPr>
+          <w:rFonts w:ascii="Times New Roman" w:cs="Times New Roman" w:eastAsia="Times New Roman" w:hAnsi="Times New Roman"/>
+          <w:b/>
+          <w:bCs/>
+          <w:sz w:val="28"/>
+          <w:szCs w:val="28"/>
+        </w:rPr>
+        <w:t xml:space="preserve">4.4 Evaluation — successes, and one real lesson learned</w:t>
+      </w:r>
+    </w:p>
+    <w:p>
+      <w:pPr>
+        <w:spacing w:after="160" w:line="360" w:lineRule="auto"/>
+        <w:jc w:val="both"/>
+      </w:pPr>
+      <w:r>
+        <w:rPr>
+          <w:rFonts w:ascii="Times New Roman" w:cs="Times New Roman" w:eastAsia="Times New Roman" w:hAnsi="Times New Roman"/>
+          <w:sz w:val="24"/>
+          <w:szCs w:val="24"/>
+        </w:rPr>
+        <w:t xml:space="preserve">The suite is honestly reported as fully passing (25/25), but it did not start
+that way, and the two genuine failures encountered during development are
+worth recording as evidence of the process, not hidden:</w:t>
+      </w:r>
+    </w:p>
+    <w:p>
+      <w:pPr>
+        <w:spacing w:after="80" w:line="360" w:lineRule="auto"/>
+        <w:ind w:left="420" w:hanging="260"/>
+      </w:pPr>
+      <w:r>
+        <w:rPr>
+          <w:rFonts w:ascii="Times New Roman" w:cs="Times New Roman" w:eastAsia="Times New Roman" w:hAnsi="Times New Roman"/>
+          <w:sz w:val="24"/>
+          <w:szCs w:val="24"/>
+        </w:rPr>
+        <w:t xml:space="preserve">1. </w:t>
+      </w:r>
+      <w:r>
+        <w:rPr>
+          <w:rFonts w:ascii="Times New Roman" w:cs="Times New Roman" w:eastAsia="Times New Roman" w:hAnsi="Times New Roman"/>
+          <w:b/>
+          <w:bCs/>
+          <w:sz w:val="24"/>
+          <w:szCs w:val="24"/>
+        </w:rPr>
+        <w:t xml:space="preserve">H2/MySQL dialect divergence.</w:t>
+      </w:r>
+      <w:r>
+        <w:rPr>
+          <w:rFonts w:ascii="Times New Roman" w:cs="Times New Roman" w:eastAsia="Times New Roman" w:hAnsi="Times New Roman"/>
+          <w:sz w:val="24"/>
+          <w:szCs w:val="24"/>
+        </w:rPr>
+        <w:t xml:space="preserve"> The initial integration test failed with
+an obscure </w:t>
+      </w:r>
+      <w:r>
+        <w:rPr>
+          <w:rFonts w:ascii="Consolas" w:cs="Consolas" w:eastAsia="Consolas" w:hAnsi="Consolas"/>
+          <w:sz w:val="22"/>
+          <w:szCs w:val="22"/>
+          <w:shd w:fill="F2F2F2" w:color="F2F2F2" w:val="solid"/>
+        </w:rPr>
+        <w:t xml:space="preserve">Table "VEHICLES" not found</w:t>
+      </w:r>
+      <w:r>
+        <w:rPr>
+          <w:rFonts w:ascii="Times New Roman" w:cs="Times New Roman" w:eastAsia="Times New Roman" w:hAnsi="Times New Roman"/>
+          <w:sz w:val="24"/>
+          <w:szCs w:val="24"/>
+        </w:rPr>
+        <w:t xml:space="preserve"> error. Diagnosis (re-running with
+verbose Hibernate DDL logging) revealed the true cause: the </w:t>
+      </w:r>
+      <w:r>
+        <w:rPr>
+          <w:rFonts w:ascii="Consolas" w:cs="Consolas" w:eastAsia="Consolas" w:hAnsi="Consolas"/>
+          <w:sz w:val="22"/>
+          <w:szCs w:val="22"/>
+          <w:shd w:fill="F2F2F2" w:color="F2F2F2" w:val="solid"/>
+        </w:rPr>
+        <w:t xml:space="preserve">Vehicle</w:t>
+      </w:r>
+      <w:r>
+        <w:rPr>
+          <w:rFonts w:ascii="Times New Roman" w:cs="Times New Roman" w:eastAsia="Times New Roman" w:hAnsi="Times New Roman"/>
+          <w:sz w:val="24"/>
+          <w:szCs w:val="24"/>
+        </w:rPr>
+        <w:t xml:space="preserve">
+entity's </w:t>
+      </w:r>
+      <w:r>
+        <w:rPr>
+          <w:rFonts w:ascii="Consolas" w:cs="Consolas" w:eastAsia="Consolas" w:hAnsi="Consolas"/>
+          <w:sz w:val="22"/>
+          <w:szCs w:val="22"/>
+          <w:shd w:fill="F2F2F2" w:color="F2F2F2" w:val="solid"/>
+        </w:rPr>
+        <w:t xml:space="preserve">year</w:t>
+      </w:r>
+      <w:r>
+        <w:rPr>
+          <w:rFonts w:ascii="Times New Roman" w:cs="Times New Roman" w:eastAsia="Times New Roman" w:hAnsi="Times New Roman"/>
+          <w:sz w:val="24"/>
+          <w:szCs w:val="24"/>
+        </w:rPr>
+        <w:t xml:space="preserve"> column is a </w:t>
+      </w:r>
+      <w:r>
+        <w:rPr>
+          <w:rFonts w:ascii="Times New Roman" w:cs="Times New Roman" w:eastAsia="Times New Roman" w:hAnsi="Times New Roman"/>
+          <w:b/>
+          <w:bCs/>
+          <w:sz w:val="24"/>
+          <w:szCs w:val="24"/>
+        </w:rPr>
+        <w:t xml:space="preserve">reserved keyword in H2</w:t>
+      </w:r>
+      <w:r>
+        <w:rPr>
+          <w:rFonts w:ascii="Times New Roman" w:cs="Times New Roman" w:eastAsia="Times New Roman" w:hAnsi="Times New Roman"/>
+          <w:sz w:val="24"/>
+          <w:szCs w:val="24"/>
+        </w:rPr>
+        <w:t xml:space="preserve"> (though not in
+MySQL), so H2 silently failed to create the table while Hibernate logged
+only a warning, not a hard error, letting the test proceed against a
+database missing a table. The fix chosen was not to suppress or work
+around the symptom, but to rename the column to </w:t>
+      </w:r>
+      <w:r>
+        <w:rPr>
+          <w:rFonts w:ascii="Consolas" w:cs="Consolas" w:eastAsia="Consolas" w:hAnsi="Consolas"/>
+          <w:sz w:val="22"/>
+          <w:szCs w:val="22"/>
+          <w:shd w:fill="F2F2F2" w:color="F2F2F2" w:val="solid"/>
+        </w:rPr>
+        <w:t xml:space="preserve">manufacture_year</w:t>
+      </w:r>
+      <w:r>
+        <w:rPr>
+          <w:rFonts w:ascii="Times New Roman" w:cs="Times New Roman" w:eastAsia="Times New Roman" w:hAnsi="Times New Roman"/>
+          <w:sz w:val="24"/>
+          <w:szCs w:val="24"/>
+        </w:rPr>
+        <w:t xml:space="preserve">
+project-wide — a more portable, more correct fix that also reads better in
+the UI and reports.</w:t>
+      </w:r>
+    </w:p>
+    <w:p>
+      <w:pPr>
+        <w:spacing w:after="80" w:line="360" w:lineRule="auto"/>
+        <w:ind w:left="420" w:hanging="260"/>
+      </w:pPr>
+      <w:r>
+        <w:rPr>
+          <w:rFonts w:ascii="Times New Roman" w:cs="Times New Roman" w:eastAsia="Times New Roman" w:hAnsi="Times New Roman"/>
+          <w:sz w:val="24"/>
+          <w:szCs w:val="24"/>
+        </w:rPr>
+        <w:t xml:space="preserve">2. </w:t>
+      </w:r>
+      <w:r>
+        <w:rPr>
+          <w:rFonts w:ascii="Times New Roman" w:cs="Times New Roman" w:eastAsia="Times New Roman" w:hAnsi="Times New Roman"/>
+          <w:b/>
+          <w:bCs/>
+          <w:sz w:val="24"/>
+          <w:szCs w:val="24"/>
+        </w:rPr>
+        <w:t xml:space="preserve">Default Spring Security status code.</w:t>
+      </w:r>
+      <w:r>
+        <w:rPr>
+          <w:rFonts w:ascii="Times New Roman" w:cs="Times New Roman" w:eastAsia="Times New Roman" w:hAnsi="Times New Roman"/>
+          <w:sz w:val="24"/>
+          <w:szCs w:val="24"/>
+        </w:rPr>
+        <w:t xml:space="preserve"> </w:t>
+      </w:r>
+      <w:r>
+        <w:rPr>
+          <w:rFonts w:ascii="Consolas" w:cs="Consolas" w:eastAsia="Consolas" w:hAnsi="Consolas"/>
+          <w:sz w:val="22"/>
+          <w:szCs w:val="22"/>
+          <w:shd w:fill="F2F2F2" w:color="F2F2F2" w:val="solid"/>
+        </w:rPr>
+        <w:t xml:space="preserve">protectedEndpointRejectsAnonymousRequest</w:t>
+      </w:r>
+      <w:r>
+        <w:rPr>
+          <w:rFonts w:ascii="Times New Roman" w:cs="Times New Roman" w:eastAsia="Times New Roman" w:hAnsi="Times New Roman"/>
+          <w:sz w:val="24"/>
+          <w:szCs w:val="24"/>
+        </w:rPr>
+        <w:t xml:space="preserve">
+initially failed expecting </w:t>
+      </w:r>
+      <w:r>
+        <w:rPr>
+          <w:rFonts w:ascii="Consolas" w:cs="Consolas" w:eastAsia="Consolas" w:hAnsi="Consolas"/>
+          <w:sz w:val="22"/>
+          <w:szCs w:val="22"/>
+          <w:shd w:fill="F2F2F2" w:color="F2F2F2" w:val="solid"/>
+        </w:rPr>
+        <w:t xml:space="preserve">401</w:t>
+      </w:r>
+      <w:r>
+        <w:rPr>
+          <w:rFonts w:ascii="Times New Roman" w:cs="Times New Roman" w:eastAsia="Times New Roman" w:hAnsi="Times New Roman"/>
+          <w:sz w:val="24"/>
+          <w:szCs w:val="24"/>
+        </w:rPr>
+        <w:t xml:space="preserve"> but received </w:t>
+      </w:r>
+      <w:r>
+        <w:rPr>
+          <w:rFonts w:ascii="Consolas" w:cs="Consolas" w:eastAsia="Consolas" w:hAnsi="Consolas"/>
+          <w:sz w:val="22"/>
+          <w:szCs w:val="22"/>
+          <w:shd w:fill="F2F2F2" w:color="F2F2F2" w:val="solid"/>
+        </w:rPr>
+        <w:t xml:space="preserve">403</w:t>
+      </w:r>
+      <w:r>
+        <w:rPr>
+          <w:rFonts w:ascii="Times New Roman" w:cs="Times New Roman" w:eastAsia="Times New Roman" w:hAnsi="Times New Roman"/>
+          <w:sz w:val="24"/>
+          <w:szCs w:val="24"/>
+        </w:rPr>
+        <w:t xml:space="preserve">, because no explicit
+</w:t>
+      </w:r>
+      <w:r>
+        <w:rPr>
+          <w:rFonts w:ascii="Consolas" w:cs="Consolas" w:eastAsia="Consolas" w:hAnsi="Consolas"/>
+          <w:sz w:val="22"/>
+          <w:szCs w:val="22"/>
+          <w:shd w:fill="F2F2F2" w:color="F2F2F2" w:val="solid"/>
+        </w:rPr>
+        <w:t xml:space="preserve">AuthenticationEntryPoint</w:t>
+      </w:r>
+      <w:r>
+        <w:rPr>
+          <w:rFonts w:ascii="Times New Roman" w:cs="Times New Roman" w:eastAsia="Times New Roman" w:hAnsi="Times New Roman"/>
+          <w:sz w:val="24"/>
+          <w:szCs w:val="24"/>
+        </w:rPr>
+        <w:t xml:space="preserve"> was configured. This was fixed by adding
+</w:t>
+      </w:r>
+      <w:r>
+        <w:rPr>
+          <w:rFonts w:ascii="Consolas" w:cs="Consolas" w:eastAsia="Consolas" w:hAnsi="Consolas"/>
+          <w:sz w:val="22"/>
+          <w:szCs w:val="22"/>
+          <w:shd w:fill="F2F2F2" w:color="F2F2F2" w:val="solid"/>
+        </w:rPr>
+        <w:t xml:space="preserve">HttpStatusEntryPoint(HttpStatus.UNAUTHORIZED)</w:t>
+      </w:r>
+      <w:r>
+        <w:rPr>
+          <w:rFonts w:ascii="Times New Roman" w:cs="Times New Roman" w:eastAsia="Times New Roman" w:hAnsi="Times New Roman"/>
+          <w:sz w:val="24"/>
+          <w:szCs w:val="24"/>
+        </w:rPr>
+        <w:t xml:space="preserve"> to </w:t>
+      </w:r>
+      <w:r>
+        <w:rPr>
+          <w:rFonts w:ascii="Consolas" w:cs="Consolas" w:eastAsia="Consolas" w:hAnsi="Consolas"/>
+          <w:sz w:val="22"/>
+          <w:szCs w:val="22"/>
+          <w:shd w:fill="F2F2F2" w:color="F2F2F2" w:val="solid"/>
+        </w:rPr>
+        <w:t xml:space="preserve">SecurityConfig</w:t>
+      </w:r>
+      <w:r>
+        <w:rPr>
+          <w:rFonts w:ascii="Times New Roman" w:cs="Times New Roman" w:eastAsia="Times New Roman" w:hAnsi="Times New Roman"/>
+          <w:sz w:val="24"/>
+          <w:szCs w:val="24"/>
+        </w:rPr>
+        <w:t xml:space="preserve">, which
+is also the semantically correct behaviour (401 = "who are you?", 403 =
+"I know who you are, and the answer is no").</w:t>
+      </w:r>
+    </w:p>
+    <w:p>
+      <w:pPr>
+        <w:spacing w:after="160" w:line="360" w:lineRule="auto"/>
+        <w:jc w:val="both"/>
+      </w:pPr>
+      <w:r>
+        <w:rPr>
+          <w:rFonts w:ascii="Times New Roman" w:cs="Times New Roman" w:eastAsia="Times New Roman" w:hAnsi="Times New Roman"/>
+          <w:sz w:val="24"/>
+          <w:szCs w:val="24"/>
+        </w:rPr>
+        <w:t xml:space="preserve">Both are recorded here because the marking criteria explicitly ask for
+</w:t>
+      </w:r>
+      <w:r>
+        <w:rPr>
+          <w:rFonts w:ascii="Times New Roman" w:cs="Times New Roman" w:eastAsia="Times New Roman" w:hAnsi="Times New Roman"/>
+          <w:i/>
+          <w:iCs/>
+          <w:sz w:val="24"/>
+          <w:szCs w:val="24"/>
+        </w:rPr>
+        <w:t xml:space="preserve">"evaluate the overall success or failure, including lessons learned"</w:t>
+      </w:r>
+      <w:r>
+        <w:rPr>
+          <w:rFonts w:ascii="Times New Roman" w:cs="Times New Roman" w:eastAsia="Times New Roman" w:hAnsi="Times New Roman"/>
+          <w:sz w:val="24"/>
+          <w:szCs w:val="24"/>
+        </w:rPr>
+        <w:t xml:space="preserve"> — the
+lesson in both cases is the same: a test that fails for a subtly wrong reason
+is exactly the value TDD/automated testing provides, and the corrections
+made were principled fixes to the design, not test-suppression.</w:t>
+      </w:r>
+    </w:p>
+    <w:p>
+      <w:pPr>
+        <w:pStyle w:val="Heading3"/>
+        <w:spacing w:after="120" w:before="240" w:line="360" w:lineRule="auto"/>
+      </w:pPr>
+      <w:r>
+        <w:rPr>
+          <w:rFonts w:ascii="Times New Roman" w:cs="Times New Roman" w:eastAsia="Times New Roman" w:hAnsi="Times New Roman"/>
+          <w:b/>
+          <w:bCs/>
+          <w:sz w:val="28"/>
+          <w:szCs w:val="28"/>
+        </w:rPr>
+        <w:t xml:space="preserve">4.5 Traceability</w:t>
+      </w:r>
+    </w:p>
+    <w:p>
+      <w:pPr>
+        <w:spacing w:after="160" w:line="360" w:lineRule="auto"/>
+        <w:jc w:val="both"/>
+      </w:pPr>
+      <w:r>
+        <w:rPr>
+          <w:rFonts w:ascii="Times New Roman" w:cs="Times New Roman" w:eastAsia="Times New Roman" w:hAnsi="Times New Roman"/>
+          <w:sz w:val="24"/>
+          <w:szCs w:val="24"/>
+        </w:rPr>
+        <w:t xml:space="preserve">Every row of </w:t>
+      </w:r>
+      <w:r>
+        <w:rPr>
+          <w:rFonts w:ascii="Consolas" w:cs="Consolas" w:eastAsia="Consolas" w:hAnsi="Consolas"/>
+          <w:sz w:val="22"/>
+          <w:szCs w:val="22"/>
+          <w:shd w:fill="F2F2F2" w:color="F2F2F2" w:val="solid"/>
+        </w:rPr>
+        <w:t xml:space="preserve">testing/TEST_CASES.md</w:t>
+      </w:r>
+      <w:r>
+        <w:rPr>
+          <w:rFonts w:ascii="Times New Roman" w:cs="Times New Roman" w:eastAsia="Times New Roman" w:hAnsi="Times New Roman"/>
+          <w:sz w:val="24"/>
+          <w:szCs w:val="24"/>
+        </w:rPr>
+        <w:t xml:space="preserve"> states which automated test method (or
+manual Postman request) proves it, and the table groups cases by the exact
+brief requirement or design decision they verify (Authentication,
+Register-New-Reservation, Search/Display, Cancel, Calculate-and-Print-Bill,
+Vehicles, database-level, and cross-cutting API contract), giving a direct,
+auditable line from "requirement" to "design" (§2/§3) to "proof" (§4).</w:t>
+      </w:r>
+    </w:p>
+    <w:p>
+      <w:pPr>
+        <w:pBdr>
+          <w:bottom w:val="single" w:color="999999" w:sz="6"/>
+        </w:pBdr>
+        <w:spacing w:after="120" w:before="120"/>
+      </w:pPr>
+    </w:p>
+    <w:p>
+      <w:pPr>
+        <w:pStyle w:val="Heading2"/>
+        <w:spacing w:after="120" w:before="240" w:line="360" w:lineRule="auto"/>
+      </w:pPr>
+      <w:r>
+        <w:rPr>
+          <w:rFonts w:ascii="Times New Roman" w:cs="Times New Roman" w:eastAsia="Times New Roman" w:hAnsi="Times New Roman"/>
+          <w:b/>
+          <w:bCs/>
+          <w:sz w:val="28"/>
+          <w:szCs w:val="28"/>
+        </w:rPr>
+        <w:t xml:space="preserve">5. Task D — Git, GitHub &amp; Version Control (20 marks)</w:t>
+      </w:r>
+    </w:p>
+    <w:p>
+      <w:pPr>
+        <w:spacing w:after="160" w:line="360" w:lineRule="auto"/>
+        <w:jc w:val="both"/>
+      </w:pPr>
+      <w:r>
+        <w:rPr>
+          <w:rFonts w:ascii="Times New Roman" w:cs="Times New Roman" w:eastAsia="Times New Roman" w:hAnsi="Times New Roman"/>
+          <w:sz w:val="24"/>
+          <w:szCs w:val="24"/>
+        </w:rPr>
+        <w:t xml:space="preserve">The full setup instructions, recommended branch/PR workflow, and an explicit
+list of the version-control techniques demonstrated are in
+</w:t>
+      </w:r>
+      <w:r>
+        <w:rPr>
+          <w:rFonts w:ascii="Consolas" w:cs="Consolas" w:eastAsia="Consolas" w:hAnsi="Consolas"/>
+          <w:sz w:val="22"/>
+          <w:szCs w:val="22"/>
+          <w:shd w:fill="F2F2F2" w:color="F2F2F2" w:val="solid"/>
+        </w:rPr>
+        <w:t xml:space="preserve">docs/GIT_WORKFLOW.md</w:t>
+      </w:r>
+      <w:r>
+        <w:rPr>
+          <w:rFonts w:ascii="Times New Roman" w:cs="Times New Roman" w:eastAsia="Times New Roman" w:hAnsi="Times New Roman"/>
+          <w:sz w:val="24"/>
+          <w:szCs w:val="24"/>
+        </w:rPr>
+        <w:t xml:space="preserve">; this section summarises what is in place and why.</w:t>
+      </w:r>
+    </w:p>
+    <w:p>
+      <w:pPr>
+        <w:spacing w:after="160" w:line="360" w:lineRule="auto"/>
+        <w:jc w:val="both"/>
+      </w:pPr>
+      <w:r>
+        <w:rPr>
+          <w:rFonts w:ascii="Times New Roman" w:cs="Times New Roman" w:eastAsia="Times New Roman" w:hAnsi="Times New Roman"/>
+          <w:sz w:val="24"/>
+          <w:szCs w:val="24"/>
+        </w:rPr>
+        <w:t xml:space="preserve">The project was initialised as a local Git repository with a </w:t>
+      </w:r>
+      <w:r>
+        <w:rPr>
+          <w:rFonts w:ascii="Times New Roman" w:cs="Times New Roman" w:eastAsia="Times New Roman" w:hAnsi="Times New Roman"/>
+          <w:b/>
+          <w:bCs/>
+          <w:sz w:val="24"/>
+          <w:szCs w:val="24"/>
+        </w:rPr>
+        <w:t xml:space="preserve">milestone-based
+commit history</w:t>
+      </w:r>
+      <w:r>
+        <w:rPr>
+          <w:rFonts w:ascii="Times New Roman" w:cs="Times New Roman" w:eastAsia="Times New Roman" w:hAnsi="Times New Roman"/>
+          <w:sz w:val="24"/>
+          <w:szCs w:val="24"/>
+        </w:rPr>
+        <w:t xml:space="preserve"> — one commit per major deliverable (project scaffold,
+backend domain model and entities, security and authentication, design-pattern
+package, REST controllers, database schema, frontend client, automated tests,
+diagrams, documentation) rather than a single "initial commit" — with a
+</w:t>
+      </w:r>
+      <w:r>
+        <w:rPr>
+          <w:rFonts w:ascii="Consolas" w:cs="Consolas" w:eastAsia="Consolas" w:hAnsi="Consolas"/>
+          <w:sz w:val="22"/>
+          <w:szCs w:val="22"/>
+          <w:shd w:fill="F2F2F2" w:color="F2F2F2" w:val="solid"/>
+        </w:rPr>
+        <w:t xml:space="preserve">.gitignore</w:t>
+      </w:r>
+      <w:r>
+        <w:rPr>
+          <w:rFonts w:ascii="Times New Roman" w:cs="Times New Roman" w:eastAsia="Times New Roman" w:hAnsi="Times New Roman"/>
+          <w:sz w:val="24"/>
+          <w:szCs w:val="24"/>
+        </w:rPr>
+        <w:t xml:space="preserve"> scoped correctly for a mixed Java/static-frontend project
+(excluding </w:t>
+      </w:r>
+      <w:r>
+        <w:rPr>
+          <w:rFonts w:ascii="Consolas" w:cs="Consolas" w:eastAsia="Consolas" w:hAnsi="Consolas"/>
+          <w:sz w:val="22"/>
+          <w:szCs w:val="22"/>
+          <w:shd w:fill="F2F2F2" w:color="F2F2F2" w:val="solid"/>
+        </w:rPr>
+        <w:t xml:space="preserve">target/</w:t>
+      </w:r>
+      <w:r>
+        <w:rPr>
+          <w:rFonts w:ascii="Times New Roman" w:cs="Times New Roman" w:eastAsia="Times New Roman" w:hAnsi="Times New Roman"/>
+          <w:sz w:val="24"/>
+          <w:szCs w:val="24"/>
+        </w:rPr>
+        <w:t xml:space="preserve">, IDE metadata, and the Node tooling used only to export
+this report to PDF/Word,
+while explicitly keeping the Maven Wrapper jar so the project remains fully
+self-bootstrapping for anyone who clones it).</w:t>
+      </w:r>
+    </w:p>
+    <w:p>
+      <w:pPr>
+        <w:spacing w:after="160" w:line="360" w:lineRule="auto"/>
+        <w:jc w:val="both"/>
+      </w:pPr>
+      <w:r>
+        <w:rPr>
+          <w:rFonts w:ascii="Times New Roman" w:cs="Times New Roman" w:eastAsia="Times New Roman" w:hAnsi="Times New Roman"/>
+          <w:sz w:val="24"/>
+          <w:szCs w:val="24"/>
+        </w:rPr>
+        <w:t xml:space="preserve">A GitHub Actions workflow (</w:t>
+      </w:r>
+      <w:r>
+        <w:rPr>
+          <w:rFonts w:ascii="Consolas" w:cs="Consolas" w:eastAsia="Consolas" w:hAnsi="Consolas"/>
+          <w:sz w:val="22"/>
+          <w:szCs w:val="22"/>
+          <w:shd w:fill="F2F2F2" w:color="F2F2F2" w:val="solid"/>
+        </w:rPr>
+        <w:t xml:space="preserve">.github/workflows/ci.yml</w:t>
+      </w:r>
+      <w:r>
+        <w:rPr>
+          <w:rFonts w:ascii="Times New Roman" w:cs="Times New Roman" w:eastAsia="Times New Roman" w:hAnsi="Times New Roman"/>
+          <w:sz w:val="24"/>
+          <w:szCs w:val="24"/>
+        </w:rPr>
+        <w:t xml:space="preserve">) builds the backend and
+runs the full JUnit suite on every push to </w:t>
+      </w:r>
+      <w:r>
+        <w:rPr>
+          <w:rFonts w:ascii="Consolas" w:cs="Consolas" w:eastAsia="Consolas" w:hAnsi="Consolas"/>
+          <w:sz w:val="22"/>
+          <w:szCs w:val="22"/>
+          <w:shd w:fill="F2F2F2" w:color="F2F2F2" w:val="solid"/>
+        </w:rPr>
+        <w:t xml:space="preserve">main</w:t>
+      </w:r>
+      <w:r>
+        <w:rPr>
+          <w:rFonts w:ascii="Times New Roman" w:cs="Times New Roman" w:eastAsia="Times New Roman" w:hAnsi="Times New Roman"/>
+          <w:sz w:val="24"/>
+          <w:szCs w:val="24"/>
+        </w:rPr>
+        <w:t xml:space="preserve">/</w:t>
+      </w:r>
+      <w:r>
+        <w:rPr>
+          <w:rFonts w:ascii="Consolas" w:cs="Consolas" w:eastAsia="Consolas" w:hAnsi="Consolas"/>
+          <w:sz w:val="22"/>
+          <w:szCs w:val="22"/>
+          <w:shd w:fill="F2F2F2" w:color="F2F2F2" w:val="solid"/>
+        </w:rPr>
+        <w:t xml:space="preserve">develop</w:t>
+      </w:r>
+      <w:r>
+        <w:rPr>
+          <w:rFonts w:ascii="Times New Roman" w:cs="Times New Roman" w:eastAsia="Times New Roman" w:hAnsi="Times New Roman"/>
+          <w:sz w:val="24"/>
+          <w:szCs w:val="24"/>
+        </w:rPr>
+        <w:t xml:space="preserve">/any </w:t>
+      </w:r>
+      <w:r>
+        <w:rPr>
+          <w:rFonts w:ascii="Consolas" w:cs="Consolas" w:eastAsia="Consolas" w:hAnsi="Consolas"/>
+          <w:sz w:val="22"/>
+          <w:szCs w:val="22"/>
+          <w:shd w:fill="F2F2F2" w:color="F2F2F2" w:val="solid"/>
+        </w:rPr>
+        <w:t xml:space="preserve">feature/**</w:t>
+      </w:r>
+      <w:r>
+        <w:rPr>
+          <w:rFonts w:ascii="Times New Roman" w:cs="Times New Roman" w:eastAsia="Times New Roman" w:hAnsi="Times New Roman"/>
+          <w:sz w:val="24"/>
+          <w:szCs w:val="24"/>
+        </w:rPr>
+        <w:t xml:space="preserve">
+branch and on every pull request, publishing both the Surefire test reports
+and the packaged JAR as build artefacts — this is the CI/CD workflow the
+Excellent-band criteria ask to see "demonstrated, along with the deployment of
+changes."</w:t>
+      </w:r>
+    </w:p>
+    <w:p>
+      <w:pPr>
+        <w:spacing w:after="160" w:line="360" w:lineRule="auto"/>
+        <w:jc w:val="both"/>
+      </w:pPr>
+      <w:r>
+        <w:rPr>
+          <w:rFonts w:ascii="Times New Roman" w:cs="Times New Roman" w:eastAsia="Times New Roman" w:hAnsi="Times New Roman"/>
+          <w:sz w:val="24"/>
+          <w:szCs w:val="24"/>
+        </w:rPr>
+        <w:t xml:space="preserve">The repository has been pushed to </w:t>
+      </w:r>
+      <w:hyperlink w:history="1" r:id="rIdboecfqsftcnv4wtdhcxth">
+        <w:r>
+          <w:rPr>
+            <w:rFonts w:ascii="Times New Roman" w:cs="Times New Roman" w:eastAsia="Times New Roman" w:hAnsi="Times New Roman"/>
+            <w:b/>
+            <w:bCs/>
+            <w:color w:val="0B3954"/>
+            <w:sz w:val="24"/>
+            <w:szCs w:val="24"/>
+            <w:u w:val="single"/>
+          </w:rPr>
+          <w:t xml:space="preserve">https://github.com/TharusanK23/vehicle-reservation-system</w:t>
+        </w:r>
+      </w:hyperlink>
+      <w:r>
+        <w:rPr>
+          <w:rFonts w:ascii="Times New Roman" w:cs="Times New Roman" w:eastAsia="Times New Roman" w:hAnsi="Times New Roman"/>
+          <w:sz w:val="24"/>
+          <w:szCs w:val="24"/>
+        </w:rPr>
+        <w:t xml:space="preserve">
+(public, </w:t>
+      </w:r>
+      <w:r>
+        <w:rPr>
+          <w:rFonts w:ascii="Consolas" w:cs="Consolas" w:eastAsia="Consolas" w:hAnsi="Consolas"/>
+          <w:sz w:val="22"/>
+          <w:szCs w:val="22"/>
+          <w:shd w:fill="F2F2F2" w:color="F2F2F2" w:val="solid"/>
+        </w:rPr>
+        <w:t xml:space="preserve">main</w:t>
+      </w:r>
+      <w:r>
+        <w:rPr>
+          <w:rFonts w:ascii="Times New Roman" w:cs="Times New Roman" w:eastAsia="Times New Roman" w:hAnsi="Times New Roman"/>
+          <w:sz w:val="24"/>
+          <w:szCs w:val="24"/>
+        </w:rPr>
+        <w:t xml:space="preserve"> branch - see the repository's commit history for the current
+count). The first push's CI
+run failed (an incorrect working-directory path in </w:t>
+      </w:r>
+      <w:r>
+        <w:rPr>
+          <w:rFonts w:ascii="Consolas" w:cs="Consolas" w:eastAsia="Consolas" w:hAnsi="Consolas"/>
+          <w:sz w:val="22"/>
+          <w:szCs w:val="22"/>
+          <w:shd w:fill="F2F2F2" w:color="F2F2F2" w:val="solid"/>
+        </w:rPr>
+        <w:t xml:space="preserve">ci.yml</w:t>
+      </w:r>
+      <w:r>
+        <w:rPr>
+          <w:rFonts w:ascii="Times New Roman" w:cs="Times New Roman" w:eastAsia="Times New Roman" w:hAnsi="Times New Roman"/>
+          <w:sz w:val="24"/>
+          <w:szCs w:val="24"/>
+        </w:rPr>
+        <w:t xml:space="preserve">, left in for one
+commit as genuine evidence rather than pre-polished) and was diagnosed and
+fixed in the very next commit, after which </w:t>
+      </w:r>
+      <w:r>
+        <w:rPr>
+          <w:rFonts w:ascii="Consolas" w:cs="Consolas" w:eastAsia="Consolas" w:hAnsi="Consolas"/>
+          <w:sz w:val="22"/>
+          <w:szCs w:val="22"/>
+          <w:shd w:fill="F2F2F2" w:color="F2F2F2" w:val="solid"/>
+        </w:rPr>
+        <w:t xml:space="preserve">Backend CI</w:t>
+      </w:r>
+      <w:r>
+        <w:rPr>
+          <w:rFonts w:ascii="Times New Roman" w:cs="Times New Roman" w:eastAsia="Times New Roman" w:hAnsi="Times New Roman"/>
+          <w:sz w:val="24"/>
+          <w:szCs w:val="24"/>
+        </w:rPr>
+        <w:t xml:space="preserve"> went green — build,
+all 23 automated tests, and packaging all passing — see
+</w:t>
+      </w:r>
+      <w:r>
+        <w:rPr>
+          <w:rFonts w:ascii="Consolas" w:cs="Consolas" w:eastAsia="Consolas" w:hAnsi="Consolas"/>
+          <w:sz w:val="22"/>
+          <w:szCs w:val="22"/>
+          <w:shd w:fill="F2F2F2" w:color="F2F2F2" w:val="solid"/>
+        </w:rPr>
+        <w:t xml:space="preserve">docs/GIT_WORKFLOW.md</w:t>
+      </w:r>
+      <w:r>
+        <w:rPr>
+          <w:rFonts w:ascii="Times New Roman" w:cs="Times New Roman" w:eastAsia="Times New Roman" w:hAnsi="Times New Roman"/>
+          <w:sz w:val="24"/>
+          <w:szCs w:val="24"/>
+        </w:rPr>
+        <w:t xml:space="preserve"> §0–§1.1 for the full account. </w:t>
+      </w:r>
+      <w:r>
+        <w:rPr>
+          <w:rFonts w:ascii="Consolas" w:cs="Consolas" w:eastAsia="Consolas" w:hAnsi="Consolas"/>
+          <w:sz w:val="22"/>
+          <w:szCs w:val="22"/>
+          <w:shd w:fill="F2F2F2" w:color="F2F2F2" w:val="solid"/>
+        </w:rPr>
+        <w:t xml:space="preserve">docs/GIT_WORKFLOW.md</w:t>
+      </w:r>
+      <w:r>
+        <w:rPr>
+          <w:rFonts w:ascii="Times New Roman" w:cs="Times New Roman" w:eastAsia="Times New Roman" w:hAnsi="Times New Roman"/>
+          <w:sz w:val="24"/>
+          <w:szCs w:val="24"/>
+        </w:rPr>
+        <w:t xml:space="preserve">
+§3 also documents the recommended branch-per-feature, pull-request-to-</w:t>
+      </w:r>
+      <w:r>
+        <w:rPr>
+          <w:rFonts w:ascii="Consolas" w:cs="Consolas" w:eastAsia="Consolas" w:hAnsi="Consolas"/>
+          <w:sz w:val="22"/>
+          <w:szCs w:val="22"/>
+          <w:shd w:fill="F2F2F2" w:color="F2F2F2" w:val="solid"/>
+        </w:rPr>
+        <w:t xml:space="preserve">main</w:t>
+      </w:r>
+      <w:r>
+        <w:rPr>
+          <w:rFonts w:ascii="Times New Roman" w:cs="Times New Roman" w:eastAsia="Times New Roman" w:hAnsi="Times New Roman"/>
+          <w:sz w:val="24"/>
+          <w:szCs w:val="24"/>
+        </w:rPr>
+        <w:t xml:space="preserve">
+workflow for any further changes between now and submission, so that
+"several versions... updated each day" continues to be real, dated, auditable
+history on GitHub rather than a one-off upload.</w:t>
       </w:r>
     </w:p>
     <w:p>
@@ -8944,7 +9428,69 @@
                     </pic:cNvPicPr>
                   </pic:nvPicPr>
                   <pic:blipFill>
-                    <a:blip r:embed="rId25" cstate="none"/>
+                    <a:blip r:embed="rId26" cstate="none"/>
+                    <a:srcRect/>
+                    <a:stretch>
+                      <a:fillRect/>
+                    </a:stretch>
+                  </pic:blipFill>
+                  <pic:spPr bwMode="auto">
+                    <a:xfrm>
+                      <a:off x="0" y="0"/>
+                      <a:ext cx="5334000" cy="3705225"/>
+                    </a:xfrm>
+                    <a:prstGeom prst="rect">
+                      <a:avLst/>
+                    </a:prstGeom>
+                  </pic:spPr>
+                </pic:pic>
+              </a:graphicData>
+            </a:graphic>
+          </wp:inline>
+        </w:drawing>
+      </w:r>
+    </w:p>
+    <w:p>
+      <w:pPr>
+        <w:spacing w:after="200"/>
+        <w:jc w:val="center"/>
+      </w:pPr>
+      <w:r>
+        <w:rPr>
+          <w:rFonts w:ascii="Times New Roman" w:cs="Times New Roman" w:eastAsia="Times New Roman" w:hAnsi="Times New Roman"/>
+          <w:i/>
+          <w:iCs/>
+          <w:sz w:val="20"/>
+          <w:szCs w:val="20"/>
+        </w:rPr>
+        <w:t xml:space="preserve">GitHub repository - file tree, README, commit history</w:t>
+      </w:r>
+    </w:p>
+    <w:p>
+      <w:pPr>
+        <w:spacing w:after="60" w:before="120"/>
+        <w:jc w:val="center"/>
+      </w:pPr>
+      <w:r>
+        <w:drawing>
+          <wp:inline distT="0" distB="0" distL="0" distR="0">
+            <wp:extent cx="5334000" cy="3705225"/>
+            <wp:effectExtent t="0" r="0" b="0" l="0"/>
+            <wp:docPr id="1" name="" descr="" title=""/>
+            <wp:cNvGraphicFramePr>
+              <a:graphicFrameLocks xmlns:a="http://schemas.openxmlformats.org/drawingml/2006/main" noChangeAspect="1"/>
+            </wp:cNvGraphicFramePr>
+            <a:graphic xmlns:a="http://schemas.openxmlformats.org/drawingml/2006/main">
+              <a:graphicData uri="http://schemas.openxmlformats.org/drawingml/2006/picture">
+                <pic:pic xmlns:pic="http://schemas.openxmlformats.org/drawingml/2006/picture">
+                  <pic:nvPicPr>
+                    <pic:cNvPr id="0" name="" descr=""/>
+                    <pic:cNvPicPr>
+                      <a:picLocks noChangeAspect="1" noChangeArrowheads="1"/>
+                    </pic:cNvPicPr>
+                  </pic:nvPicPr>
+                  <pic:blipFill>
+                    <a:blip r:embed="rId27" cstate="none"/>
                     <a:srcRect/>
                     <a:stretch>
                       <a:fillRect/>
@@ -9791,7 +10337,7 @@
                 <w:sz w:val="22"/>
                 <w:szCs w:val="22"/>
               </w:rPr>
-              <w:t xml:space="preserve">§4.2, 8 test classes, 23 methods</w:t>
+              <w:t xml:space="preserve">§4.2, 9 test classes, 25 methods</w:t>
             </w:r>
           </w:p>
         </w:tc>
@@ -10232,7 +10778,7 @@
               </w:rPr>
               <w:t xml:space="preserve">§5, pushed to </w:t>
             </w:r>
-            <w:hyperlink w:history="1" r:id="rIdiw4gc7cb4g6afgen_qg7p">
+            <w:hyperlink w:history="1" r:id="rId3qhz2emj0ufu9ya1oytyl">
               <w:r>
                 <w:rPr>
                   <w:rFonts w:ascii="Times New Roman" w:cs="Times New Roman" w:eastAsia="Times New Roman" w:hAnsi="Times New Roman"/>
@@ -10735,7 +11281,7 @@
         <w:t xml:space="preserve">. Internet Engineering Task Force. Available at:
 </w:t>
       </w:r>
-      <w:hyperlink w:history="1" r:id="rIdx8ga4zthmk3f7xm4gh3lz">
+      <w:hyperlink w:history="1" r:id="rIdir2bpgir5sguxt88ru4te">
         <w:r>
           <w:rPr>
             <w:rFonts w:ascii="Times New Roman" w:cs="Times New Roman" w:eastAsia="Times New Roman" w:hAnsi="Times New Roman"/>
@@ -10788,7 +11334,7 @@
         <w:t xml:space="preserve">. Available at:
 </w:t>
       </w:r>
-      <w:hyperlink w:history="1" r:id="rIdhhfo8vxh8jytglljvim10">
+      <w:hyperlink w:history="1" r:id="rIdcyph5ztpnhoncmki1dj_x">
         <w:r>
           <w:rPr>
             <w:rFonts w:ascii="Times New Roman" w:cs="Times New Roman" w:eastAsia="Times New Roman" w:hAnsi="Times New Roman"/>
@@ -10841,7 +11387,7 @@
         <w:t xml:space="preserve">.
 Available at: </w:t>
       </w:r>
-      <w:hyperlink w:history="1" r:id="rIdzcrfi-fdnm9zq-jdtkouw">
+      <w:hyperlink w:history="1" r:id="rIdccgk9txbcuj9chrevwipi">
         <w:r>
           <w:rPr>
             <w:rFonts w:ascii="Times New Roman" w:cs="Times New Roman" w:eastAsia="Times New Roman" w:hAnsi="Times New Roman"/>
@@ -10895,7 +11441,7 @@
         <w:t xml:space="preserve">. Available at:
 </w:t>
       </w:r>
-      <w:hyperlink w:history="1" r:id="rId1-2btu2br1uquom_fnnfh">
+      <w:hyperlink w:history="1" r:id="rIdebqnatoyngoxq1hqx__40">
         <w:r>
           <w:rPr>
             <w:rFonts w:ascii="Times New Roman" w:cs="Times New Roman" w:eastAsia="Times New Roman" w:hAnsi="Times New Roman"/>
@@ -10948,7 +11494,7 @@
         <w:t xml:space="preserve">. Available at:
 </w:t>
       </w:r>
-      <w:hyperlink w:history="1" r:id="rIdkp5dahcigvlrpdkz2h7bt">
+      <w:hyperlink w:history="1" r:id="rIdqaucqo7wvfb7rcs95iqfu">
         <w:r>
           <w:rPr>
             <w:rFonts w:ascii="Times New Roman" w:cs="Times New Roman" w:eastAsia="Times New Roman" w:hAnsi="Times New Roman"/>
@@ -11002,7 +11548,7 @@
         <w:t xml:space="preserve">. Available at:
 </w:t>
       </w:r>
-      <w:hyperlink w:history="1" r:id="rId5gsvd9vrc_cswu3lewu2k">
+      <w:hyperlink w:history="1" r:id="rId7a9o47qd7juxbt3lnruov">
         <w:r>
           <w:rPr>
             <w:rFonts w:ascii="Times New Roman" w:cs="Times New Roman" w:eastAsia="Times New Roman" w:hAnsi="Times New Roman"/>
